--- a/docs/guides/tmx-shell-integration.docx
+++ b/docs/guides/tmx-shell-integration.docx
@@ -2,15 +2,7 @@
 <file path=word/document.xml><?xml version="1.0" encoding="utf-8"?>
 <w:document xmlns:w="http://schemas.openxmlformats.org/wordprocessingml/2006/main" xmlns:m="http://schemas.openxmlformats.org/officeDocument/2006/math" xmlns:r="http://schemas.openxmlformats.org/officeDocument/2006/relationships" xmlns:o="urn:schemas-microsoft-com:office:office" xmlns:v="urn:schemas-microsoft-com:vml" xmlns:w10="urn:schemas-microsoft-com:office:word" xmlns:a="http://schemas.openxmlformats.org/drawingml/2006/main" xmlns:pic="http://schemas.openxmlformats.org/drawingml/2006/picture" xmlns:wp="http://schemas.openxmlformats.org/drawingml/2006/wordprocessingDrawing">
   <w:body>
-    <w:p>
-      <w:pPr>
-        <w:pStyle w:val="Title"/>
-      </w:pPr>
-      <w:r>
-        <w:t xml:space="preserve">tmx-shell-integration</w:t>
-      </w:r>
-    </w:p>
-    <w:bookmarkStart w:id="36" w:name="tmx-shell-integration--operator-guide"/>
+    <w:bookmarkStart w:id="39" w:name="tmx-shell-integration--operator-guide"/>
     <w:p>
       <w:pPr>
         <w:pStyle w:val="Heading1"/>
@@ -34,7 +26,7 @@
         <w:t xml:space="preserve"> </w:t>
       </w:r>
       <w:r>
-        <w:t xml:space="preserve">1</w:t>
+        <w:t xml:space="preserve">2</w:t>
       </w:r>
       <w:r>
         <w:t xml:space="preserve"> </w:t>
@@ -50,7 +42,7 @@
         <w:t xml:space="preserve"> </w:t>
       </w:r>
       <w:r>
-        <w:t xml:space="preserve">2026-05-22T14:30:00Z</w:t>
+        <w:t xml:space="preserve">2026-07-05T00:00:00Z</w:t>
       </w:r>
       <w:r>
         <w:t xml:space="preserve"> </w:t>
@@ -98,7 +90,7 @@
         <w:t xml:space="preserve"> </w:t>
       </w:r>
       <w:r>
-        <w:t xml:space="preserve">Operator install / uninstall / troubleshoot guide for the v1.0.9</w:t>
+        <w:t xml:space="preserve">Operator install / uninstall / troubleshoot guide for the</w:t>
       </w:r>
       <w:r>
         <w:t xml:space="preserve"> </w:t>
@@ -113,7 +105,7 @@
         <w:t xml:space="preserve"> </w:t>
       </w:r>
       <w:r>
-        <w:t xml:space="preserve">interactive-prompt feature</w:t>
+        <w:t xml:space="preserve">interactive-prompt feature, including the 2026-07-05 wizard + session-password redesign (random-suffix create, existing-session picker, masked single-prompt passwords)</w:t>
       </w:r>
     </w:p>
     <w:p>
@@ -123,7 +115,7 @@
         </w:pict>
       </w:r>
     </w:p>
-    <w:bookmarkStart w:id="10" w:name="Xc8951b796c7b61cbdd4998c72efbdeed0056e13"/>
+    <w:bookmarkStart w:id="11" w:name="Xc8951b796c7b61cbdd4998c72efbdeed0056e13"/>
     <w:p>
       <w:pPr>
         <w:pStyle w:val="Heading2"/>
@@ -217,7 +209,37 @@
         <w:pStyle w:val="BodyText"/>
       </w:pPr>
       <w:r>
-        <w:t xml:space="preserve">The new init script:</w:t>
+        <w:t xml:space="preserve">The new init script (2026-07-05 redesign — see the</w:t>
+      </w:r>
+      <w:r>
+        <w:t xml:space="preserve"> </w:t>
+      </w:r>
+      <w:r>
+        <w:rPr>
+          <w:i/>
+          <w:iCs/>
+        </w:rPr>
+        <w:t xml:space="preserve">Interactive</w:t>
+      </w:r>
+      <w:r>
+        <w:rPr>
+          <w:i/>
+          <w:iCs/>
+        </w:rPr>
+        <w:t xml:space="preserve"> </w:t>
+      </w:r>
+      <w:r>
+        <w:rPr>
+          <w:i/>
+          <w:iCs/>
+        </w:rPr>
+        <w:t xml:space="preserve">session-selection prompt</w:t>
+      </w:r>
+      <w:r>
+        <w:t xml:space="preserve"> </w:t>
+      </w:r>
+      <w:r>
+        <w:t xml:space="preserve">section below for the full behaviour):</w:t>
       </w:r>
     </w:p>
     <w:p>
@@ -263,7 +285,34 @@
         </w:numPr>
       </w:pPr>
       <w:r>
-        <w:t xml:space="preserve">defaults to</w:t>
+        <w:t xml:space="preserve">when the operator presses Enter (blank input), offers a numbered</w:t>
+      </w:r>
+      <w:r>
+        <w:t xml:space="preserve"> </w:t>
+      </w:r>
+      <w:r>
+        <w:t xml:space="preserve">picker of the operator's existing sessions plus</w:t>
+      </w:r>
+      <w:r>
+        <w:t xml:space="preserve"> </w:t>
+      </w:r>
+      <w:r>
+        <w:rPr>
+          <w:rStyle w:val="VerbatimChar"/>
+        </w:rPr>
+        <w:t xml:space="preserve">0) None</w:t>
+      </w:r>
+      <w:r>
+        <w:t xml:space="preserve"> </w:t>
+      </w:r>
+      <w:r>
+        <w:t xml:space="preserve">— or, if no</w:t>
+      </w:r>
+      <w:r>
+        <w:t xml:space="preserve"> </w:t>
+      </w:r>
+      <w:r>
+        <w:t xml:space="preserve">sessions exist, defaults to</w:t>
       </w:r>
       <w:r>
         <w:t xml:space="preserve"> </w:t>
@@ -279,25 +328,13 @@
         <w:t xml:space="preserve"> </w:t>
       </w:r>
       <w:r>
-        <w:t xml:space="preserve">(bare shell, no tmx) when the operator presses</w:t>
-      </w:r>
-      <w:r>
-        <w:t xml:space="preserve"> </w:t>
-      </w:r>
-      <w:r>
-        <w:t xml:space="preserve">Enter or types</w:t>
-      </w:r>
-      <w:r>
-        <w:t xml:space="preserve"> </w:t>
-      </w:r>
-      <w:r>
-        <w:rPr>
-          <w:rStyle w:val="VerbatimChar"/>
-        </w:rPr>
-        <w:t xml:space="preserve">default</w:t>
-      </w:r>
-      <w:r>
-        <w:t xml:space="preserve">;</w:t>
+        <w:t xml:space="preserve">(bare shell, no tmx), exactly as</w:t>
+      </w:r>
+      <w:r>
+        <w:t xml:space="preserve"> </w:t>
+      </w:r>
+      <w:r>
+        <w:t xml:space="preserve">before;</w:t>
       </w:r>
     </w:p>
     <w:p>
@@ -309,37 +346,59 @@
         </w:numPr>
       </w:pPr>
       <w:r>
-        <w:t xml:space="preserve">on any other name, runs</w:t>
-      </w:r>
-      <w:r>
-        <w:t xml:space="preserve"> </w:t>
-      </w:r>
-      <w:r>
-        <w:rPr>
-          <w:rStyle w:val="VerbatimChar"/>
-        </w:rPr>
-        <w:t xml:space="preserve">tmx attach -t NAME</w:t>
-      </w:r>
-      <w:r>
-        <w:t xml:space="preserve"> </w:t>
-      </w:r>
-      <w:r>
-        <w:t xml:space="preserve">and falls back to</w:t>
-      </w:r>
-      <w:r>
-        <w:t xml:space="preserve"> </w:t>
-      </w:r>
-      <w:r>
-        <w:rPr>
-          <w:rStyle w:val="VerbatimChar"/>
-        </w:rPr>
-        <w:t xml:space="preserve">tmx new -s NAME</w:t>
-      </w:r>
-      <w:r>
-        <w:t xml:space="preserve"> </w:t>
-      </w:r>
-      <w:r>
-        <w:t xml:space="preserve">if no such session exists;</w:t>
+        <w:t xml:space="preserve">when the operator types a name, always creates a</w:t>
+      </w:r>
+      <w:r>
+        <w:t xml:space="preserve"> </w:t>
+      </w:r>
+      <w:r>
+        <w:rPr>
+          <w:b/>
+          <w:bCs/>
+        </w:rPr>
+        <w:t xml:space="preserve">brand-new</w:t>
+      </w:r>
+      <w:r>
+        <w:t xml:space="preserve"> </w:t>
+      </w:r>
+      <w:r>
+        <w:t xml:space="preserve">session</w:t>
+      </w:r>
+      <w:r>
+        <w:t xml:space="preserve"> </w:t>
+      </w:r>
+      <w:r>
+        <w:rPr>
+          <w:rStyle w:val="VerbatimChar"/>
+        </w:rPr>
+        <w:t xml:space="preserve">name-NNNN</w:t>
+      </w:r>
+      <w:r>
+        <w:t xml:space="preserve"> </w:t>
+      </w:r>
+      <w:r>
+        <w:t xml:space="preserve">(random 4-digit suffix;</w:t>
+      </w:r>
+      <w:r>
+        <w:t xml:space="preserve"> </w:t>
+      </w:r>
+      <w:r>
+        <w:rPr>
+          <w:rStyle w:val="VerbatimChar"/>
+        </w:rPr>
+        <w:t xml:space="preserve">TMX_EXACT_NAME=1</w:t>
+      </w:r>
+      <w:r>
+        <w:t xml:space="preserve"> </w:t>
+      </w:r>
+      <w:r>
+        <w:t xml:space="preserve">opts out) rather</w:t>
+      </w:r>
+      <w:r>
+        <w:t xml:space="preserve"> </w:t>
+      </w:r>
+      <w:r>
+        <w:t xml:space="preserve">than attaching to an earlier session of the same base name;</w:t>
       </w:r>
     </w:p>
     <w:p>
@@ -400,7 +459,7 @@
         <w:pStyle w:val="FirstParagraph"/>
       </w:pPr>
       <w:r>
-        <w:t xml:space="preserve">Project authority spec:</w:t>
+        <w:t xml:space="preserve">Project authority specs:</w:t>
       </w:r>
       <w:r>
         <w:t xml:space="preserve"> </w:t>
@@ -415,17 +474,316 @@
         <w:t xml:space="preserve"> </w:t>
       </w:r>
       <w:r>
-        <w:t xml:space="preserve">§4.A + §5.</w:t>
-      </w:r>
-    </w:p>
-    <w:bookmarkEnd w:id="10"/>
-    <w:bookmarkStart w:id="11" w:name="X90e929d3c876b514d121d9601670ecca39e7803"/>
+        <w:t xml:space="preserve">§4.A + §5 (original shell-resume feature) and</w:t>
+      </w:r>
+      <w:r>
+        <w:t xml:space="preserve"> </w:t>
+      </w:r>
+      <w:r>
+        <w:rPr>
+          <w:rStyle w:val="VerbatimChar"/>
+        </w:rPr>
+        <w:t xml:space="preserve">docs/superpowers/specs/2026-07-05-tmx-wizard-password-redesign-design.md</w:t>
+      </w:r>
+      <w:r>
+        <w:t xml:space="preserve"> </w:t>
+      </w:r>
+      <w:r>
+        <w:t xml:space="preserve">(2026-07-05 wizard + session-password redesign). Password behaviour has</w:t>
+      </w:r>
+      <w:r>
+        <w:t xml:space="preserve"> </w:t>
+      </w:r>
+      <w:r>
+        <w:t xml:space="preserve">its own guide:</w:t>
+      </w:r>
+      <w:r>
+        <w:t xml:space="preserve"> </w:t>
+      </w:r>
+      <w:hyperlink r:id="rId10">
+        <w:r>
+          <w:rPr>
+            <w:rStyle w:val="Hyperlink"/>
+          </w:rPr>
+          <w:t xml:space="preserve">docs/guides/tmx-session-passwords.md</w:t>
+        </w:r>
+      </w:hyperlink>
+      <w:r>
+        <w:t xml:space="preserve">.</w:t>
+      </w:r>
+    </w:p>
+    <w:bookmarkEnd w:id="11"/>
+    <w:bookmarkStart w:id="13" w:name="X9730c88f8839c42533a635824cf291f8b76ff78"/>
     <w:p>
       <w:pPr>
         <w:pStyle w:val="Heading2"/>
       </w:pPr>
       <w:r>
-        <w:t xml:space="preserve">2. Prerequisites</w:t>
+        <w:t xml:space="preserve">Interactive session-selection prompt (2026-07-05 redesign)</w:t>
+      </w:r>
+    </w:p>
+    <w:p>
+      <w:pPr>
+        <w:pStyle w:val="FirstParagraph"/>
+      </w:pPr>
+      <w:r>
+        <w:t xml:space="preserve">When a login shell sources</w:t>
+      </w:r>
+      <w:r>
+        <w:t xml:space="preserve"> </w:t>
+      </w:r>
+      <w:r>
+        <w:rPr>
+          <w:rStyle w:val="VerbatimChar"/>
+        </w:rPr>
+        <w:t xml:space="preserve">tmx-shell-init.sh</w:t>
+      </w:r>
+      <w:r>
+        <w:t xml:space="preserve">, the operator sees:</w:t>
+      </w:r>
+    </w:p>
+    <w:p>
+      <w:pPr>
+        <w:pStyle w:val="SourceCode"/>
+      </w:pPr>
+      <w:r>
+        <w:rPr>
+          <w:rStyle w:val="VerbatimChar"/>
+        </w:rPr>
+        <w:t xml:space="preserve">[tmx] Enter session name to create (blank = choose existing session):</w:t>
+      </w:r>
+    </w:p>
+    <w:p>
+      <w:pPr>
+        <w:pStyle w:val="FirstParagraph"/>
+      </w:pPr>
+      <w:r>
+        <w:rPr>
+          <w:b/>
+          <w:bCs/>
+        </w:rPr>
+        <w:t xml:space="preserve">Typing a name</w:t>
+      </w:r>
+      <w:r>
+        <w:t xml:space="preserve"> </w:t>
+      </w:r>
+      <w:r>
+        <w:t xml:space="preserve">always creates a</w:t>
+      </w:r>
+      <w:r>
+        <w:t xml:space="preserve"> </w:t>
+      </w:r>
+      <w:r>
+        <w:rPr>
+          <w:b/>
+          <w:bCs/>
+        </w:rPr>
+        <w:t xml:space="preserve">brand-new</w:t>
+      </w:r>
+      <w:r>
+        <w:t xml:space="preserve"> </w:t>
+      </w:r>
+      <w:r>
+        <w:t xml:space="preserve">session — the real,</w:t>
+      </w:r>
+      <w:r>
+        <w:t xml:space="preserve"> </w:t>
+      </w:r>
+      <w:r>
+        <w:t xml:space="preserve">underlying tmux session name is</w:t>
+      </w:r>
+      <w:r>
+        <w:t xml:space="preserve"> </w:t>
+      </w:r>
+      <w:r>
+        <w:rPr>
+          <w:rStyle w:val="VerbatimChar"/>
+        </w:rPr>
+        <w:t xml:space="preserve">&lt;typed-name&gt;-NNNN</w:t>
+      </w:r>
+      <w:r>
+        <w:t xml:space="preserve">, where</w:t>
+      </w:r>
+      <w:r>
+        <w:t xml:space="preserve"> </w:t>
+      </w:r>
+      <w:r>
+        <w:rPr>
+          <w:rStyle w:val="VerbatimChar"/>
+        </w:rPr>
+        <w:t xml:space="preserve">NNNN</w:t>
+      </w:r>
+      <w:r>
+        <w:t xml:space="preserve"> </w:t>
+      </w:r>
+      <w:r>
+        <w:t xml:space="preserve">is a</w:t>
+      </w:r>
+      <w:r>
+        <w:t xml:space="preserve"> </w:t>
+      </w:r>
+      <w:r>
+        <w:t xml:space="preserve">random 4-digit suffix generated fresh on every invocation (so re-typing</w:t>
+      </w:r>
+      <w:r>
+        <w:t xml:space="preserve"> </w:t>
+      </w:r>
+      <w:r>
+        <w:t xml:space="preserve">the same base name later never collides with, or silently reattaches to,</w:t>
+      </w:r>
+      <w:r>
+        <w:t xml:space="preserve"> </w:t>
+      </w:r>
+      <w:r>
+        <w:t xml:space="preserve">an earlier session of the same base name). Set</w:t>
+      </w:r>
+      <w:r>
+        <w:t xml:space="preserve"> </w:t>
+      </w:r>
+      <w:r>
+        <w:rPr>
+          <w:rStyle w:val="VerbatimChar"/>
+        </w:rPr>
+        <w:t xml:space="preserve">TMX_EXACT_NAME=1</w:t>
+      </w:r>
+      <w:r>
+        <w:t xml:space="preserve"> </w:t>
+      </w:r>
+      <w:r>
+        <w:t xml:space="preserve">in the</w:t>
+      </w:r>
+      <w:r>
+        <w:t xml:space="preserve"> </w:t>
+      </w:r>
+      <w:r>
+        <w:t xml:space="preserve">environment to suppress the suffix and use the typed name literally</w:t>
+      </w:r>
+      <w:r>
+        <w:t xml:space="preserve"> </w:t>
+      </w:r>
+      <w:r>
+        <w:t xml:space="preserve">(intended for scripts/automation that need a deterministic name, not for</w:t>
+      </w:r>
+      <w:r>
+        <w:t xml:space="preserve"> </w:t>
+      </w:r>
+      <w:r>
+        <w:t xml:space="preserve">interactive use).</w:t>
+      </w:r>
+    </w:p>
+    <w:p>
+      <w:pPr>
+        <w:pStyle w:val="BodyText"/>
+      </w:pPr>
+      <w:r>
+        <w:rPr>
+          <w:b/>
+          <w:bCs/>
+        </w:rPr>
+        <w:t xml:space="preserve">Pressing Enter (blank input)</w:t>
+      </w:r>
+      <w:r>
+        <w:t xml:space="preserve">, if any of the operator's own sessions</w:t>
+      </w:r>
+      <w:r>
+        <w:t xml:space="preserve"> </w:t>
+      </w:r>
+      <w:r>
+        <w:t xml:space="preserve">already exist, shows a numbered menu:</w:t>
+      </w:r>
+    </w:p>
+    <w:p>
+      <w:pPr>
+        <w:pStyle w:val="SourceCode"/>
+      </w:pPr>
+      <w:r>
+        <w:rPr>
+          <w:rStyle w:val="VerbatimChar"/>
+        </w:rPr>
+        <w:t xml:space="preserve">[tmx] Existing sessions:</w:t>
+      </w:r>
+      <w:r>
+        <w:br/>
+      </w:r>
+      <w:r>
+        <w:rPr>
+          <w:rStyle w:val="VerbatimChar"/>
+        </w:rPr>
+        <w:t xml:space="preserve">  1) my-session-4821</w:t>
+      </w:r>
+      <w:r>
+        <w:br/>
+      </w:r>
+      <w:r>
+        <w:rPr>
+          <w:rStyle w:val="VerbatimChar"/>
+        </w:rPr>
+        <w:t xml:space="preserve">  2) scratch-0193</w:t>
+      </w:r>
+      <w:r>
+        <w:br/>
+      </w:r>
+      <w:r>
+        <w:rPr>
+          <w:rStyle w:val="VerbatimChar"/>
+        </w:rPr>
+        <w:t xml:space="preserve">  0) None (leave, bare shell)</w:t>
+      </w:r>
+      <w:r>
+        <w:br/>
+      </w:r>
+      <w:r>
+        <w:rPr>
+          <w:rStyle w:val="VerbatimChar"/>
+        </w:rPr>
+        <w:t xml:space="preserve">[tmx] Choose a session to join (0 = none):</w:t>
+      </w:r>
+    </w:p>
+    <w:p>
+      <w:pPr>
+        <w:pStyle w:val="FirstParagraph"/>
+      </w:pPr>
+      <w:r>
+        <w:t xml:space="preserve">Choosing a number attaches that session (prompting for its password</w:t>
+      </w:r>
+      <w:r>
+        <w:t xml:space="preserve"> </w:t>
+      </w:r>
+      <w:r>
+        <w:t xml:space="preserve">exactly once if it is password-protected). Choosing</w:t>
+      </w:r>
+      <w:r>
+        <w:t xml:space="preserve"> </w:t>
+      </w:r>
+      <w:r>
+        <w:rPr>
+          <w:rStyle w:val="VerbatimChar"/>
+        </w:rPr>
+        <w:t xml:space="preserve">0</w:t>
+      </w:r>
+      <w:r>
+        <w:t xml:space="preserve">, leaving it</w:t>
+      </w:r>
+      <w:r>
+        <w:t xml:space="preserve"> </w:t>
+      </w:r>
+      <w:r>
+        <w:t xml:space="preserve">blank, or an invalid entry after one retry falls through to a bare shell</w:t>
+      </w:r>
+      <w:r>
+        <w:t xml:space="preserve"> </w:t>
+      </w:r>
+      <w:r>
+        <w:t xml:space="preserve">— identical to today's behaviour when no sessions exist yet.</w:t>
+      </w:r>
+    </w:p>
+    <w:bookmarkStart w:id="12" w:name="password-prompts"/>
+    <w:p>
+      <w:pPr>
+        <w:pStyle w:val="Heading3"/>
+      </w:pPr>
+      <w:r>
+        <w:t xml:space="preserve">Password prompts</w:t>
       </w:r>
     </w:p>
     <w:p>
@@ -437,7 +795,65 @@
         </w:numPr>
       </w:pPr>
       <w:r>
-        <w:t xml:space="preserve">A POSIX shell: bash 3.2 (macOS default), bash 5+, zsh 5.8+, or dash.</w:t>
+        <w:rPr>
+          <w:b/>
+          <w:bCs/>
+        </w:rPr>
+        <w:t xml:space="preserve">A session name that has never been password-protected</w:t>
+      </w:r>
+      <w:r>
+        <w:t xml:space="preserve"> </w:t>
+      </w:r>
+      <w:r>
+        <w:t xml:space="preserve">(or whose</w:t>
+      </w:r>
+      <w:r>
+        <w:t xml:space="preserve"> </w:t>
+      </w:r>
+      <w:r>
+        <w:t xml:space="preserve">protection was cleared via</w:t>
+      </w:r>
+      <w:r>
+        <w:t xml:space="preserve"> </w:t>
+      </w:r>
+      <w:r>
+        <w:rPr>
+          <w:rStyle w:val="VerbatimChar"/>
+        </w:rPr>
+        <w:t xml:space="preserve">tmx delete</w:t>
+      </w:r>
+      <w:r>
+        <w:t xml:space="preserve">): creating it prompts for a</w:t>
+      </w:r>
+      <w:r>
+        <w:t xml:space="preserve"> </w:t>
+      </w:r>
+      <w:r>
+        <w:t xml:space="preserve">password (masked with</w:t>
+      </w:r>
+      <w:r>
+        <w:t xml:space="preserve"> </w:t>
+      </w:r>
+      <w:r>
+        <w:rPr>
+          <w:rStyle w:val="VerbatimChar"/>
+        </w:rPr>
+        <w:t xml:space="preserve">*</w:t>
+      </w:r>
+      <w:r>
+        <w:t xml:space="preserve">), then — only if non-blank — a confirmation</w:t>
+      </w:r>
+      <w:r>
+        <w:t xml:space="preserve"> </w:t>
+      </w:r>
+      <w:r>
+        <w:t xml:space="preserve">prompt. A mismatch retries up to 3 times before aborting with no</w:t>
+      </w:r>
+      <w:r>
+        <w:t xml:space="preserve"> </w:t>
+      </w:r>
+      <w:r>
+        <w:t xml:space="preserve">session created and no password set.</w:t>
       </w:r>
     </w:p>
     <w:p>
@@ -450,63 +866,53 @@
       </w:pPr>
       <w:r>
         <w:rPr>
-          <w:rStyle w:val="VerbatimChar"/>
-        </w:rPr>
-        <w:t xml:space="preserve">tmx</w:t>
-      </w:r>
-      <w:r>
-        <w:t xml:space="preserve"> </w:t>
-      </w:r>
-      <w:r>
-        <w:t xml:space="preserve">on</w:t>
-      </w:r>
-      <w:r>
-        <w:t xml:space="preserve"> </w:t>
-      </w:r>
-      <w:r>
-        <w:rPr>
-          <w:rStyle w:val="VerbatimChar"/>
-        </w:rPr>
-        <w:t xml:space="preserve">$PATH</w:t>
-      </w:r>
-      <w:r>
-        <w:t xml:space="preserve">. After</w:t>
-      </w:r>
-      <w:r>
-        <w:t xml:space="preserve"> </w:t>
-      </w:r>
-      <w:r>
-        <w:rPr>
-          <w:rStyle w:val="VerbatimChar"/>
-        </w:rPr>
-        <w:t xml:space="preserve">bash scripts/setup.sh</w:t>
-      </w:r>
-      <w:r>
-        <w:t xml:space="preserve"> </w:t>
-      </w:r>
-      <w:r>
-        <w:t xml:space="preserve">GREEN, the snippet</w:t>
-      </w:r>
-      <w:r>
-        <w:t xml:space="preserve"> </w:t>
-      </w:r>
-      <w:r>
-        <w:t xml:space="preserve">already prepends</w:t>
-      </w:r>
-      <w:r>
-        <w:t xml:space="preserve"> </w:t>
-      </w:r>
-      <w:r>
-        <w:rPr>
-          <w:rStyle w:val="VerbatimChar"/>
-        </w:rPr>
-        <w:t xml:space="preserve">scripts/</w:t>
-      </w:r>
-      <w:r>
-        <w:t xml:space="preserve"> </w:t>
-      </w:r>
-      <w:r>
-        <w:t xml:space="preserve">to PATH for you.</w:t>
+          <w:b/>
+          <w:bCs/>
+        </w:rPr>
+        <w:t xml:space="preserve">A session name that already has a persisted password</w:t>
+      </w:r>
+      <w:r>
+        <w:t xml:space="preserve"> </w:t>
+      </w:r>
+      <w:r>
+        <w:t xml:space="preserve">— whether the</w:t>
+      </w:r>
+      <w:r>
+        <w:t xml:space="preserve"> </w:t>
+      </w:r>
+      <w:r>
+        <w:t xml:space="preserve">underlying tmux server is currently running or was torn down by the</w:t>
+      </w:r>
+      <w:r>
+        <w:t xml:space="preserve"> </w:t>
+      </w:r>
+      <w:r>
+        <w:t xml:space="preserve">idle recycler — is verified</w:t>
+      </w:r>
+      <w:r>
+        <w:t xml:space="preserve"> </w:t>
+      </w:r>
+      <w:r>
+        <w:rPr>
+          <w:b/>
+          <w:bCs/>
+        </w:rPr>
+        <w:t xml:space="preserve">once</w:t>
+      </w:r>
+      <w:r>
+        <w:t xml:space="preserve">. The correct password attaches</w:t>
+      </w:r>
+      <w:r>
+        <w:t xml:space="preserve"> </w:t>
+      </w:r>
+      <w:r>
+        <w:t xml:space="preserve">(or recreates + attaches, if it had been recycled); a wrong password is</w:t>
+      </w:r>
+      <w:r>
+        <w:t xml:space="preserve"> </w:t>
+      </w:r>
+      <w:r>
+        <w:t xml:space="preserve">rejected outright and no session is touched.</w:t>
       </w:r>
     </w:p>
     <w:p>
@@ -518,138 +924,39 @@
         </w:numPr>
       </w:pPr>
       <w:r>
-        <w:t xml:space="preserve">The Go-built state daemon at</w:t>
-      </w:r>
-      <w:r>
-        <w:t xml:space="preserve"> </w:t>
-      </w:r>
-      <w:r>
-        <w:rPr>
-          <w:rStyle w:val="VerbatimChar"/>
-        </w:rPr>
-        <w:t xml:space="preserve">scripts/tmx-state-bin</w:t>
-      </w:r>
-      <w:r>
-        <w:t xml:space="preserve"> </w:t>
-      </w:r>
-      <w:r>
-        <w:t xml:space="preserve">(also built by</w:t>
-      </w:r>
-      <w:r>
-        <w:t xml:space="preserve"> </w:t>
-      </w:r>
-      <w:r>
-        <w:rPr>
-          <w:rStyle w:val="VerbatimChar"/>
-        </w:rPr>
-        <w:t xml:space="preserve">setup.sh</w:t>
-      </w:r>
-      <w:r>
-        <w:t xml:space="preserve">). Without it,</w:t>
-      </w:r>
-      <w:r>
-        <w:t xml:space="preserve"> </w:t>
-      </w:r>
-      <w:r>
-        <w:rPr>
-          <w:rStyle w:val="VerbatimChar"/>
-        </w:rPr>
-        <w:t xml:space="preserve">tmx new</w:t>
-      </w:r>
-      <w:r>
-        <w:t xml:space="preserve"> </w:t>
-      </w:r>
-      <w:r>
-        <w:t xml:space="preserve">still works, the cwd just won't</w:t>
-      </w:r>
-      <w:r>
-        <w:t xml:space="preserve"> </w:t>
-      </w:r>
-      <w:r>
-        <w:t xml:space="preserve">be restored.</w:t>
-      </w:r>
-    </w:p>
-    <w:bookmarkEnd w:id="11"/>
-    <w:bookmarkStart w:id="15" w:name="Xc51111a09fae006f50449351563688871ea4433"/>
+        <w:t xml:space="preserve">All password input is masked with</w:t>
+      </w:r>
+      <w:r>
+        <w:t xml:space="preserve"> </w:t>
+      </w:r>
+      <w:r>
+        <w:rPr>
+          <w:rStyle w:val="VerbatimChar"/>
+        </w:rPr>
+        <w:t xml:space="preserve">*</w:t>
+      </w:r>
+      <w:r>
+        <w:t xml:space="preserve"> </w:t>
+      </w:r>
+      <w:r>
+        <w:t xml:space="preserve">characters, never shown in</w:t>
+      </w:r>
+      <w:r>
+        <w:t xml:space="preserve"> </w:t>
+      </w:r>
+      <w:r>
+        <w:t xml:space="preserve">plaintext.</w:t>
+      </w:r>
+    </w:p>
+    <w:bookmarkEnd w:id="12"/>
+    <w:bookmarkEnd w:id="13"/>
+    <w:bookmarkStart w:id="14" w:name="X90e929d3c876b514d121d9601670ecca39e7803"/>
     <w:p>
       <w:pPr>
         <w:pStyle w:val="Heading2"/>
       </w:pPr>
       <w:r>
-        <w:t xml:space="preserve">3. Installation</w:t>
-      </w:r>
-    </w:p>
-    <w:bookmarkStart w:id="12" w:name="Xdd62a838ef9e2f4d09223cd978b0df7be61662f"/>
-    <w:p>
-      <w:pPr>
-        <w:pStyle w:val="Heading3"/>
-      </w:pPr>
-      <w:r>
-        <w:t xml:space="preserve">3.1 Recommended path (use the generated snippet)</w:t>
-      </w:r>
-    </w:p>
-    <w:p>
-      <w:pPr>
-        <w:pStyle w:val="SourceCode"/>
-      </w:pPr>
-      <w:r>
-        <w:rPr>
-          <w:rStyle w:val="BuiltInTok"/>
-        </w:rPr>
-        <w:t xml:space="preserve">cd</w:t>
-      </w:r>
-      <w:r>
-        <w:rPr>
-          <w:rStyle w:val="NormalTok"/>
-        </w:rPr>
-        <w:t xml:space="preserve"> ~/Projects/tmux                  </w:t>
-      </w:r>
-      <w:r>
-        <w:rPr>
-          <w:rStyle w:val="CommentTok"/>
-        </w:rPr>
-        <w:t xml:space="preserve"># or wherever you cloned this repo</w:t>
-      </w:r>
-      <w:r>
-        <w:br/>
-      </w:r>
-      <w:r>
-        <w:rPr>
-          <w:rStyle w:val="FunctionTok"/>
-        </w:rPr>
-        <w:t xml:space="preserve">bash</w:t>
-      </w:r>
-      <w:r>
-        <w:rPr>
-          <w:rStyle w:val="NormalTok"/>
-        </w:rPr>
-        <w:t xml:space="preserve"> scripts/setup.sh</w:t>
-      </w:r>
-      <w:r>
-        <w:br/>
-      </w:r>
-      <w:r>
-        <w:rPr>
-          <w:rStyle w:val="CommentTok"/>
-        </w:rPr>
-        <w:t xml:space="preserve"># setup.sh GREEN summary prints the exact line to copy.</w:t>
-      </w:r>
-    </w:p>
-    <w:p>
-      <w:pPr>
-        <w:pStyle w:val="FirstParagraph"/>
-      </w:pPr>
-      <w:r>
-        <w:rPr>
-          <w:rStyle w:val="VerbatimChar"/>
-        </w:rPr>
-        <w:t xml:space="preserve">setup.sh</w:t>
-      </w:r>
-      <w:r>
-        <w:t xml:space="preserve"> </w:t>
-      </w:r>
-      <w:r>
-        <w:t xml:space="preserve">writes the snippet into the operator's rc files automatically:</w:t>
+        <w:t xml:space="preserve">2. Prerequisites</w:t>
       </w:r>
     </w:p>
     <w:p>
@@ -661,41 +968,7 @@
         </w:numPr>
       </w:pPr>
       <w:r>
-        <w:rPr>
-          <w:b/>
-          <w:bCs/>
-        </w:rPr>
-        <w:t xml:space="preserve">Always:</w:t>
-      </w:r>
-      <w:r>
-        <w:t xml:space="preserve"> </w:t>
-      </w:r>
-      <w:r>
-        <w:rPr>
-          <w:rStyle w:val="VerbatimChar"/>
-        </w:rPr>
-        <w:t xml:space="preserve">~/.bashrc</w:t>
-      </w:r>
-      <w:r>
-        <w:t xml:space="preserve"> </w:t>
-      </w:r>
-      <w:r>
-        <w:t xml:space="preserve">and</w:t>
-      </w:r>
-      <w:r>
-        <w:t xml:space="preserve"> </w:t>
-      </w:r>
-      <w:r>
-        <w:rPr>
-          <w:rStyle w:val="VerbatimChar"/>
-        </w:rPr>
-        <w:t xml:space="preserve">~/.zshrc</w:t>
-      </w:r>
-      <w:r>
-        <w:t xml:space="preserve"> </w:t>
-      </w:r>
-      <w:r>
-        <w:t xml:space="preserve">(created on Darwin if missing).</w:t>
+        <w:t xml:space="preserve">A POSIX shell: bash 3.2 (macOS default), bash 5+, zsh 5.8+, or dash.</w:t>
       </w:r>
     </w:p>
     <w:p>
@@ -708,184 +981,63 @@
       </w:pPr>
       <w:r>
         <w:rPr>
-          <w:b/>
-          <w:bCs/>
-        </w:rPr>
-        <w:t xml:space="preserve">v1.0.13+:</w:t>
-      </w:r>
-      <w:r>
-        <w:t xml:space="preserve"> </w:t>
-      </w:r>
-      <w:r>
-        <w:t xml:space="preserve">also</w:t>
-      </w:r>
-      <w:r>
-        <w:t xml:space="preserve"> </w:t>
-      </w:r>
-      <w:r>
-        <w:rPr>
-          <w:rStyle w:val="VerbatimChar"/>
-        </w:rPr>
-        <w:t xml:space="preserve">~/.bash_profile</w:t>
-      </w:r>
-      <w:r>
-        <w:t xml:space="preserve"> </w:t>
-      </w:r>
-      <w:r>
-        <w:t xml:space="preserve">and</w:t>
-      </w:r>
-      <w:r>
-        <w:t xml:space="preserve"> </w:t>
-      </w:r>
-      <w:r>
-        <w:rPr>
-          <w:rStyle w:val="VerbatimChar"/>
-        </w:rPr>
-        <w:t xml:space="preserve">~/.profile</w:t>
-      </w:r>
-      <w:r>
-        <w:t xml:space="preserve"> </w:t>
-      </w:r>
-      <w:r>
-        <w:t xml:space="preserve">(when present</w:t>
-      </w:r>
-      <w:r>
-        <w:t xml:space="preserve"> </w:t>
-      </w:r>
-      <w:r>
-        <w:t xml:space="preserve">or when</w:t>
-      </w:r>
-      <w:r>
-        <w:t xml:space="preserve"> </w:t>
-      </w:r>
-      <w:r>
-        <w:rPr>
-          <w:rStyle w:val="VerbatimChar"/>
-        </w:rPr>
-        <w:t xml:space="preserve">$SHELL</w:t>
-      </w:r>
-      <w:r>
-        <w:t xml:space="preserve"> </w:t>
-      </w:r>
-      <w:r>
-        <w:t xml:space="preserve">is bash). The wrapper invokes the spawned shell with</w:t>
-      </w:r>
-      <w:r>
-        <w:t xml:space="preserve"> </w:t>
-      </w:r>
-      <w:r>
-        <w:rPr>
-          <w:rStyle w:val="VerbatimChar"/>
-        </w:rPr>
-        <w:t xml:space="preserve">-l</w:t>
-      </w:r>
-      <w:r>
-        <w:t xml:space="preserve"> </w:t>
-      </w:r>
-      <w:r>
-        <w:t xml:space="preserve">(login); bash login shells read</w:t>
-      </w:r>
-      <w:r>
-        <w:t xml:space="preserve"> </w:t>
-      </w:r>
-      <w:r>
-        <w:rPr>
-          <w:rStyle w:val="VerbatimChar"/>
-        </w:rPr>
-        <w:t xml:space="preserve">.bash_profile</w:t>
-      </w:r>
-      <w:r>
-        <w:t xml:space="preserve"> </w:t>
-      </w:r>
-      <w:r>
-        <w:t xml:space="preserve">NOT</w:t>
-      </w:r>
-      <w:r>
-        <w:t xml:space="preserve"> </w:t>
-      </w:r>
-      <w:r>
-        <w:rPr>
-          <w:rStyle w:val="VerbatimChar"/>
-        </w:rPr>
-        <w:t xml:space="preserve">.bashrc</w:t>
-      </w:r>
-      <w:r>
-        <w:t xml:space="preserve"> </w:t>
-      </w:r>
-      <w:r>
-        <w:t xml:space="preserve">unless</w:t>
-      </w:r>
-      <w:r>
-        <w:t xml:space="preserve"> </w:t>
-      </w:r>
-      <w:r>
-        <w:rPr>
-          <w:rStyle w:val="VerbatimChar"/>
-        </w:rPr>
-        <w:t xml:space="preserve">.bash_profile</w:t>
-      </w:r>
-      <w:r>
-        <w:t xml:space="preserve"> </w:t>
-      </w:r>
-      <w:r>
-        <w:t xml:space="preserve">already sources</w:t>
-      </w:r>
-      <w:r>
-        <w:t xml:space="preserve"> </w:t>
-      </w:r>
-      <w:r>
-        <w:rPr>
-          <w:rStyle w:val="VerbatimChar"/>
-        </w:rPr>
-        <w:t xml:space="preserve">.bashrc</w:t>
-      </w:r>
-      <w:r>
-        <w:t xml:space="preserve"> </w:t>
-      </w:r>
-      <w:r>
-        <w:t xml:space="preserve">(common but not</w:t>
-      </w:r>
-      <w:r>
-        <w:t xml:space="preserve"> </w:t>
-      </w:r>
-      <w:r>
-        <w:t xml:space="preserve">guaranteed). Touching</w:t>
-      </w:r>
-      <w:r>
-        <w:t xml:space="preserve"> </w:t>
-      </w:r>
-      <w:r>
-        <w:rPr>
-          <w:rStyle w:val="VerbatimChar"/>
-        </w:rPr>
-        <w:t xml:space="preserve">.bash_profile</w:t>
-      </w:r>
-      <w:r>
-        <w:t xml:space="preserve"> </w:t>
-      </w:r>
-      <w:r>
-        <w:t xml:space="preserve">ensures the per-pane</w:t>
-      </w:r>
-      <w:r>
-        <w:t xml:space="preserve"> </w:t>
-      </w:r>
-      <w:r>
-        <w:rPr>
-          <w:rStyle w:val="VerbatimChar"/>
-        </w:rPr>
-        <w:t xml:space="preserve">PROMPT_COMMAND</w:t>
-      </w:r>
-      <w:r>
-        <w:t xml:space="preserve"> </w:t>
-      </w:r>
-      <w:r>
-        <w:t xml:space="preserve">hook installs reliably — without it, the cwd</w:t>
-      </w:r>
-      <w:r>
-        <w:t xml:space="preserve"> </w:t>
-      </w:r>
-      <w:r>
-        <w:t xml:space="preserve">persist-across-exit feature silently fails.</w:t>
+          <w:rStyle w:val="VerbatimChar"/>
+        </w:rPr>
+        <w:t xml:space="preserve">tmx</w:t>
+      </w:r>
+      <w:r>
+        <w:t xml:space="preserve"> </w:t>
+      </w:r>
+      <w:r>
+        <w:t xml:space="preserve">on</w:t>
+      </w:r>
+      <w:r>
+        <w:t xml:space="preserve"> </w:t>
+      </w:r>
+      <w:r>
+        <w:rPr>
+          <w:rStyle w:val="VerbatimChar"/>
+        </w:rPr>
+        <w:t xml:space="preserve">$PATH</w:t>
+      </w:r>
+      <w:r>
+        <w:t xml:space="preserve">. After</w:t>
+      </w:r>
+      <w:r>
+        <w:t xml:space="preserve"> </w:t>
+      </w:r>
+      <w:r>
+        <w:rPr>
+          <w:rStyle w:val="VerbatimChar"/>
+        </w:rPr>
+        <w:t xml:space="preserve">bash scripts/setup.sh</w:t>
+      </w:r>
+      <w:r>
+        <w:t xml:space="preserve"> </w:t>
+      </w:r>
+      <w:r>
+        <w:t xml:space="preserve">GREEN, the snippet</w:t>
+      </w:r>
+      <w:r>
+        <w:t xml:space="preserve"> </w:t>
+      </w:r>
+      <w:r>
+        <w:t xml:space="preserve">already prepends</w:t>
+      </w:r>
+      <w:r>
+        <w:t xml:space="preserve"> </w:t>
+      </w:r>
+      <w:r>
+        <w:rPr>
+          <w:rStyle w:val="VerbatimChar"/>
+        </w:rPr>
+        <w:t xml:space="preserve">scripts/</w:t>
+      </w:r>
+      <w:r>
+        <w:t xml:space="preserve"> </w:t>
+      </w:r>
+      <w:r>
+        <w:t xml:space="preserve">to PATH for you.</w:t>
       </w:r>
     </w:p>
     <w:p>
@@ -897,26 +1049,169 @@
         </w:numPr>
       </w:pPr>
       <w:r>
+        <w:t xml:space="preserve">The Go-built state daemon at</w:t>
+      </w:r>
+      <w:r>
+        <w:t xml:space="preserve"> </w:t>
+      </w:r>
+      <w:r>
+        <w:rPr>
+          <w:rStyle w:val="VerbatimChar"/>
+        </w:rPr>
+        <w:t xml:space="preserve">scripts/tmx-state-bin</w:t>
+      </w:r>
+      <w:r>
+        <w:t xml:space="preserve"> </w:t>
+      </w:r>
+      <w:r>
+        <w:t xml:space="preserve">(also built by</w:t>
+      </w:r>
+      <w:r>
+        <w:t xml:space="preserve"> </w:t>
+      </w:r>
+      <w:r>
+        <w:rPr>
+          <w:rStyle w:val="VerbatimChar"/>
+        </w:rPr>
+        <w:t xml:space="preserve">setup.sh</w:t>
+      </w:r>
+      <w:r>
+        <w:t xml:space="preserve">). Without it,</w:t>
+      </w:r>
+      <w:r>
+        <w:t xml:space="preserve"> </w:t>
+      </w:r>
+      <w:r>
+        <w:rPr>
+          <w:rStyle w:val="VerbatimChar"/>
+        </w:rPr>
+        <w:t xml:space="preserve">tmx new</w:t>
+      </w:r>
+      <w:r>
+        <w:t xml:space="preserve"> </w:t>
+      </w:r>
+      <w:r>
+        <w:t xml:space="preserve">still works, the cwd just won't</w:t>
+      </w:r>
+      <w:r>
+        <w:t xml:space="preserve"> </w:t>
+      </w:r>
+      <w:r>
+        <w:t xml:space="preserve">be restored.</w:t>
+      </w:r>
+    </w:p>
+    <w:bookmarkEnd w:id="14"/>
+    <w:bookmarkStart w:id="18" w:name="Xc51111a09fae006f50449351563688871ea4433"/>
+    <w:p>
+      <w:pPr>
+        <w:pStyle w:val="Heading2"/>
+      </w:pPr>
+      <w:r>
+        <w:t xml:space="preserve">3. Installation</w:t>
+      </w:r>
+    </w:p>
+    <w:bookmarkStart w:id="15" w:name="Xdd62a838ef9e2f4d09223cd978b0df7be61662f"/>
+    <w:p>
+      <w:pPr>
+        <w:pStyle w:val="Heading3"/>
+      </w:pPr>
+      <w:r>
+        <w:t xml:space="preserve">3.1 Recommended path (use the generated snippet)</w:t>
+      </w:r>
+    </w:p>
+    <w:p>
+      <w:pPr>
+        <w:pStyle w:val="SourceCode"/>
+      </w:pPr>
+      <w:r>
+        <w:rPr>
+          <w:rStyle w:val="BuiltInTok"/>
+        </w:rPr>
+        <w:t xml:space="preserve">cd</w:t>
+      </w:r>
+      <w:r>
+        <w:rPr>
+          <w:rStyle w:val="NormalTok"/>
+        </w:rPr>
+        <w:t xml:space="preserve"> ~/Projects/tmux                  </w:t>
+      </w:r>
+      <w:r>
+        <w:rPr>
+          <w:rStyle w:val="CommentTok"/>
+        </w:rPr>
+        <w:t xml:space="preserve"># or wherever you cloned this repo</w:t>
+      </w:r>
+      <w:r>
+        <w:br/>
+      </w:r>
+      <w:r>
+        <w:rPr>
+          <w:rStyle w:val="FunctionTok"/>
+        </w:rPr>
+        <w:t xml:space="preserve">bash</w:t>
+      </w:r>
+      <w:r>
+        <w:rPr>
+          <w:rStyle w:val="NormalTok"/>
+        </w:rPr>
+        <w:t xml:space="preserve"> scripts/setup.sh</w:t>
+      </w:r>
+      <w:r>
+        <w:br/>
+      </w:r>
+      <w:r>
+        <w:rPr>
+          <w:rStyle w:val="CommentTok"/>
+        </w:rPr>
+        <w:t xml:space="preserve"># setup.sh GREEN summary prints the exact line to copy.</w:t>
+      </w:r>
+    </w:p>
+    <w:p>
+      <w:pPr>
+        <w:pStyle w:val="FirstParagraph"/>
+      </w:pPr>
+      <w:r>
+        <w:rPr>
+          <w:rStyle w:val="VerbatimChar"/>
+        </w:rPr>
+        <w:t xml:space="preserve">setup.sh</w:t>
+      </w:r>
+      <w:r>
+        <w:t xml:space="preserve"> </w:t>
+      </w:r>
+      <w:r>
+        <w:t xml:space="preserve">writes the snippet into the operator's rc files automatically:</w:t>
+      </w:r>
+    </w:p>
+    <w:p>
+      <w:pPr>
+        <w:pStyle w:val="Compact"/>
+        <w:numPr>
+          <w:ilvl w:val="0"/>
+          <w:numId w:val="1004"/>
+        </w:numPr>
+      </w:pPr>
+      <w:r>
         <w:rPr>
           <w:b/>
           <w:bCs/>
         </w:rPr>
-        <w:t xml:space="preserve">Never:</w:t>
-      </w:r>
-      <w:r>
-        <w:t xml:space="preserve"> </w:t>
-      </w:r>
-      <w:r>
-        <w:rPr>
-          <w:rStyle w:val="VerbatimChar"/>
-        </w:rPr>
-        <w:t xml:space="preserve">~/.zprofile</w:t>
-      </w:r>
-      <w:r>
-        <w:t xml:space="preserve"> </w:t>
-      </w:r>
-      <w:r>
-        <w:t xml:space="preserve">(zsh always sources</w:t>
+        <w:t xml:space="preserve">Always:</w:t>
+      </w:r>
+      <w:r>
+        <w:t xml:space="preserve"> </w:t>
+      </w:r>
+      <w:r>
+        <w:rPr>
+          <w:rStyle w:val="VerbatimChar"/>
+        </w:rPr>
+        <w:t xml:space="preserve">~/.bashrc</w:t>
+      </w:r>
+      <w:r>
+        <w:t xml:space="preserve"> </w:t>
+      </w:r>
+      <w:r>
+        <w:t xml:space="preserve">and</w:t>
       </w:r>
       <w:r>
         <w:t xml:space="preserve"> </w:t>
@@ -931,48 +1226,284 @@
         <w:t xml:space="preserve"> </w:t>
       </w:r>
       <w:r>
-        <w:t xml:space="preserve">regardless</w:t>
-      </w:r>
-      <w:r>
-        <w:t xml:space="preserve"> </w:t>
-      </w:r>
-      <w:r>
-        <w:t xml:space="preserve">of login vs interactive).</w:t>
-      </w:r>
-    </w:p>
-    <w:p>
-      <w:pPr>
-        <w:pStyle w:val="FirstParagraph"/>
-      </w:pPr>
-      <w:r>
-        <w:t xml:space="preserve">Open a new terminal — that's it.</w:t>
-      </w:r>
-    </w:p>
-    <w:bookmarkEnd w:id="12"/>
-    <w:bookmarkStart w:id="13" w:name="X7b008dc12b57d07a33dcb512c098508d48cde8e"/>
-    <w:p>
-      <w:pPr>
-        <w:pStyle w:val="Heading3"/>
-      </w:pPr>
-      <w:r>
-        <w:t xml:space="preserve">3.2 Manual path (if you maintain your own rc)</w:t>
-      </w:r>
-    </w:p>
-    <w:p>
-      <w:pPr>
-        <w:pStyle w:val="FirstParagraph"/>
-      </w:pPr>
-      <w:r>
-        <w:t xml:space="preserve">Append the following block to</w:t>
-      </w:r>
-      <w:r>
-        <w:t xml:space="preserve"> </w:t>
-      </w:r>
+        <w:t xml:space="preserve">(created on Darwin if missing).</w:t>
+      </w:r>
+    </w:p>
+    <w:p>
+      <w:pPr>
+        <w:pStyle w:val="Compact"/>
+        <w:numPr>
+          <w:ilvl w:val="0"/>
+          <w:numId w:val="1004"/>
+        </w:numPr>
+      </w:pPr>
       <w:r>
         <w:rPr>
           <w:b/>
           <w:bCs/>
         </w:rPr>
+        <w:t xml:space="preserve">v1.0.13+:</w:t>
+      </w:r>
+      <w:r>
+        <w:t xml:space="preserve"> </w:t>
+      </w:r>
+      <w:r>
+        <w:t xml:space="preserve">also</w:t>
+      </w:r>
+      <w:r>
+        <w:t xml:space="preserve"> </w:t>
+      </w:r>
+      <w:r>
+        <w:rPr>
+          <w:rStyle w:val="VerbatimChar"/>
+        </w:rPr>
+        <w:t xml:space="preserve">~/.bash_profile</w:t>
+      </w:r>
+      <w:r>
+        <w:t xml:space="preserve"> </w:t>
+      </w:r>
+      <w:r>
+        <w:t xml:space="preserve">and</w:t>
+      </w:r>
+      <w:r>
+        <w:t xml:space="preserve"> </w:t>
+      </w:r>
+      <w:r>
+        <w:rPr>
+          <w:rStyle w:val="VerbatimChar"/>
+        </w:rPr>
+        <w:t xml:space="preserve">~/.profile</w:t>
+      </w:r>
+      <w:r>
+        <w:t xml:space="preserve"> </w:t>
+      </w:r>
+      <w:r>
+        <w:t xml:space="preserve">(when present</w:t>
+      </w:r>
+      <w:r>
+        <w:t xml:space="preserve"> </w:t>
+      </w:r>
+      <w:r>
+        <w:t xml:space="preserve">or when</w:t>
+      </w:r>
+      <w:r>
+        <w:t xml:space="preserve"> </w:t>
+      </w:r>
+      <w:r>
+        <w:rPr>
+          <w:rStyle w:val="VerbatimChar"/>
+        </w:rPr>
+        <w:t xml:space="preserve">$SHELL</w:t>
+      </w:r>
+      <w:r>
+        <w:t xml:space="preserve"> </w:t>
+      </w:r>
+      <w:r>
+        <w:t xml:space="preserve">is bash). The wrapper invokes the spawned shell with</w:t>
+      </w:r>
+      <w:r>
+        <w:t xml:space="preserve"> </w:t>
+      </w:r>
+      <w:r>
+        <w:rPr>
+          <w:rStyle w:val="VerbatimChar"/>
+        </w:rPr>
+        <w:t xml:space="preserve">-l</w:t>
+      </w:r>
+      <w:r>
+        <w:t xml:space="preserve"> </w:t>
+      </w:r>
+      <w:r>
+        <w:t xml:space="preserve">(login); bash login shells read</w:t>
+      </w:r>
+      <w:r>
+        <w:t xml:space="preserve"> </w:t>
+      </w:r>
+      <w:r>
+        <w:rPr>
+          <w:rStyle w:val="VerbatimChar"/>
+        </w:rPr>
+        <w:t xml:space="preserve">.bash_profile</w:t>
+      </w:r>
+      <w:r>
+        <w:t xml:space="preserve"> </w:t>
+      </w:r>
+      <w:r>
+        <w:t xml:space="preserve">NOT</w:t>
+      </w:r>
+      <w:r>
+        <w:t xml:space="preserve"> </w:t>
+      </w:r>
+      <w:r>
+        <w:rPr>
+          <w:rStyle w:val="VerbatimChar"/>
+        </w:rPr>
+        <w:t xml:space="preserve">.bashrc</w:t>
+      </w:r>
+      <w:r>
+        <w:t xml:space="preserve"> </w:t>
+      </w:r>
+      <w:r>
+        <w:t xml:space="preserve">unless</w:t>
+      </w:r>
+      <w:r>
+        <w:t xml:space="preserve"> </w:t>
+      </w:r>
+      <w:r>
+        <w:rPr>
+          <w:rStyle w:val="VerbatimChar"/>
+        </w:rPr>
+        <w:t xml:space="preserve">.bash_profile</w:t>
+      </w:r>
+      <w:r>
+        <w:t xml:space="preserve"> </w:t>
+      </w:r>
+      <w:r>
+        <w:t xml:space="preserve">already sources</w:t>
+      </w:r>
+      <w:r>
+        <w:t xml:space="preserve"> </w:t>
+      </w:r>
+      <w:r>
+        <w:rPr>
+          <w:rStyle w:val="VerbatimChar"/>
+        </w:rPr>
+        <w:t xml:space="preserve">.bashrc</w:t>
+      </w:r>
+      <w:r>
+        <w:t xml:space="preserve"> </w:t>
+      </w:r>
+      <w:r>
+        <w:t xml:space="preserve">(common but not</w:t>
+      </w:r>
+      <w:r>
+        <w:t xml:space="preserve"> </w:t>
+      </w:r>
+      <w:r>
+        <w:t xml:space="preserve">guaranteed). Touching</w:t>
+      </w:r>
+      <w:r>
+        <w:t xml:space="preserve"> </w:t>
+      </w:r>
+      <w:r>
+        <w:rPr>
+          <w:rStyle w:val="VerbatimChar"/>
+        </w:rPr>
+        <w:t xml:space="preserve">.bash_profile</w:t>
+      </w:r>
+      <w:r>
+        <w:t xml:space="preserve"> </w:t>
+      </w:r>
+      <w:r>
+        <w:t xml:space="preserve">ensures the per-pane</w:t>
+      </w:r>
+      <w:r>
+        <w:t xml:space="preserve"> </w:t>
+      </w:r>
+      <w:r>
+        <w:rPr>
+          <w:rStyle w:val="VerbatimChar"/>
+        </w:rPr>
+        <w:t xml:space="preserve">PROMPT_COMMAND</w:t>
+      </w:r>
+      <w:r>
+        <w:t xml:space="preserve"> </w:t>
+      </w:r>
+      <w:r>
+        <w:t xml:space="preserve">hook installs reliably — without it, the cwd</w:t>
+      </w:r>
+      <w:r>
+        <w:t xml:space="preserve"> </w:t>
+      </w:r>
+      <w:r>
+        <w:t xml:space="preserve">persist-across-exit feature silently fails.</w:t>
+      </w:r>
+    </w:p>
+    <w:p>
+      <w:pPr>
+        <w:pStyle w:val="Compact"/>
+        <w:numPr>
+          <w:ilvl w:val="0"/>
+          <w:numId w:val="1004"/>
+        </w:numPr>
+      </w:pPr>
+      <w:r>
+        <w:rPr>
+          <w:b/>
+          <w:bCs/>
+        </w:rPr>
+        <w:t xml:space="preserve">Never:</w:t>
+      </w:r>
+      <w:r>
+        <w:t xml:space="preserve"> </w:t>
+      </w:r>
+      <w:r>
+        <w:rPr>
+          <w:rStyle w:val="VerbatimChar"/>
+        </w:rPr>
+        <w:t xml:space="preserve">~/.zprofile</w:t>
+      </w:r>
+      <w:r>
+        <w:t xml:space="preserve"> </w:t>
+      </w:r>
+      <w:r>
+        <w:t xml:space="preserve">(zsh always sources</w:t>
+      </w:r>
+      <w:r>
+        <w:t xml:space="preserve"> </w:t>
+      </w:r>
+      <w:r>
+        <w:rPr>
+          <w:rStyle w:val="VerbatimChar"/>
+        </w:rPr>
+        <w:t xml:space="preserve">~/.zshrc</w:t>
+      </w:r>
+      <w:r>
+        <w:t xml:space="preserve"> </w:t>
+      </w:r>
+      <w:r>
+        <w:t xml:space="preserve">regardless</w:t>
+      </w:r>
+      <w:r>
+        <w:t xml:space="preserve"> </w:t>
+      </w:r>
+      <w:r>
+        <w:t xml:space="preserve">of login vs interactive).</w:t>
+      </w:r>
+    </w:p>
+    <w:p>
+      <w:pPr>
+        <w:pStyle w:val="FirstParagraph"/>
+      </w:pPr>
+      <w:r>
+        <w:t xml:space="preserve">Open a new terminal — that's it.</w:t>
+      </w:r>
+    </w:p>
+    <w:bookmarkEnd w:id="15"/>
+    <w:bookmarkStart w:id="16" w:name="X7b008dc12b57d07a33dcb512c098508d48cde8e"/>
+    <w:p>
+      <w:pPr>
+        <w:pStyle w:val="Heading3"/>
+      </w:pPr>
+      <w:r>
+        <w:t xml:space="preserve">3.2 Manual path (if you maintain your own rc)</w:t>
+      </w:r>
+    </w:p>
+    <w:p>
+      <w:pPr>
+        <w:pStyle w:val="FirstParagraph"/>
+      </w:pPr>
+      <w:r>
+        <w:t xml:space="preserve">Append the following block to</w:t>
+      </w:r>
+      <w:r>
+        <w:t xml:space="preserve"> </w:t>
+      </w:r>
+      <w:r>
+        <w:rPr>
+          <w:b/>
+          <w:bCs/>
+        </w:rPr>
         <w:t xml:space="preserve">both</w:t>
       </w:r>
       <w:r>
@@ -1441,8 +1972,8 @@
         <w:t xml:space="preserve"># not on PATH itself — sourced via `.`</w:t>
       </w:r>
     </w:p>
-    <w:bookmarkEnd w:id="13"/>
-    <w:bookmarkStart w:id="14" w:name="Xd44ebe824b8d96f966a22e4c6e9ef3f7f412ebf"/>
+    <w:bookmarkEnd w:id="16"/>
+    <w:bookmarkStart w:id="17" w:name="Xd44ebe824b8d96f966a22e4c6e9ef3f7f412ebf"/>
     <w:p>
       <w:pPr>
         <w:pStyle w:val="Heading3"/>
@@ -1519,9 +2050,9 @@
         <w:t xml:space="preserve">the value).</w:t>
       </w:r>
     </w:p>
-    <w:bookmarkEnd w:id="14"/>
-    <w:bookmarkEnd w:id="15"/>
-    <w:bookmarkStart w:id="16" w:name="Xfc717e0e0a9be47a232c55390c69a0dd0fd9034"/>
+    <w:bookmarkEnd w:id="17"/>
+    <w:bookmarkEnd w:id="18"/>
+    <w:bookmarkStart w:id="19" w:name="Xfc717e0e0a9be47a232c55390c69a0dd0fd9034"/>
     <w:p>
       <w:pPr>
         <w:pStyle w:val="Heading2"/>
@@ -1742,16 +2273,17 @@
               <w:pStyle w:val="Compact"/>
             </w:pPr>
             <w:r>
-              <w:t xml:space="preserve">Empty input or the literal</w:t>
+              <w:t xml:space="preserve">Empty input</w:t>
             </w:r>
             <w:r>
               <w:t xml:space="preserve"> </w:t>
             </w:r>
             <w:r>
               <w:rPr>
-                <w:rStyle w:val="VerbatimChar"/>
+                <w:b/>
+                <w:bCs/>
               </w:rPr>
-              <w:t xml:space="preserve">default</w:t>
+              <w:t xml:space="preserve">and no sessions exist</w:t>
             </w:r>
           </w:p>
         </w:tc>
@@ -1781,6 +2313,34 @@
       <w:r>
         <w:t xml:space="preserve">above guards trigger.</w:t>
       </w:r>
+      <w:r>
+        <w:t xml:space="preserve"> </w:t>
+      </w:r>
+      <w:r>
+        <w:rPr>
+          <w:b/>
+          <w:bCs/>
+        </w:rPr>
+        <w:t xml:space="preserve">Empty input when sessions DO exist</w:t>
+      </w:r>
+      <w:r>
+        <w:t xml:space="preserve"> </w:t>
+      </w:r>
+      <w:r>
+        <w:t xml:space="preserve">is not a</w:t>
+      </w:r>
+      <w:r>
+        <w:t xml:space="preserve"> </w:t>
+      </w:r>
+      <w:r>
+        <w:t xml:space="preserve">silent skip — it shows the existing-session picker (see the redesign</w:t>
+      </w:r>
+      <w:r>
+        <w:t xml:space="preserve"> </w:t>
+      </w:r>
+      <w:r>
+        <w:t xml:space="preserve">section above).</w:t>
+      </w:r>
     </w:p>
     <w:p>
       <w:pPr>
@@ -1795,7 +2355,7 @@
         <w:pStyle w:val="Compact"/>
         <w:numPr>
           <w:ilvl w:val="0"/>
-          <w:numId w:val="1004"/>
+          <w:numId w:val="1005"/>
         </w:numPr>
       </w:pPr>
       <w:r>
@@ -1807,7 +2367,7 @@
         <w:pStyle w:val="Compact"/>
         <w:numPr>
           <w:ilvl w:val="0"/>
-          <w:numId w:val="1004"/>
+          <w:numId w:val="1005"/>
         </w:numPr>
       </w:pPr>
       <w:r>
@@ -1831,7 +2391,29 @@
         <w:pStyle w:val="FirstParagraph"/>
       </w:pPr>
       <w:r>
-        <w:t xml:space="preserve">On a valid name it runs:</w:t>
+        <w:t xml:space="preserve">On a valid</w:t>
+      </w:r>
+      <w:r>
+        <w:t xml:space="preserve"> </w:t>
+      </w:r>
+      <w:r>
+        <w:rPr>
+          <w:b/>
+          <w:bCs/>
+        </w:rPr>
+        <w:t xml:space="preserve">typed</w:t>
+      </w:r>
+      <w:r>
+        <w:t xml:space="preserve"> </w:t>
+      </w:r>
+      <w:r>
+        <w:t xml:space="preserve">name it generates a fresh 4-digit suffix and always</w:t>
+      </w:r>
+      <w:r>
+        <w:t xml:space="preserve"> </w:t>
+      </w:r>
+      <w:r>
+        <w:t xml:space="preserve">creates a brand-new session (2026-07-05 redesign):</w:t>
       </w:r>
     </w:p>
     <w:p>
@@ -1840,6 +2422,63 @@
       </w:pPr>
       <w:r>
         <w:rPr>
+          <w:rStyle w:val="VariableTok"/>
+        </w:rPr>
+        <w:t xml:space="preserve">suffix</w:t>
+      </w:r>
+      <w:r>
+        <w:rPr>
+          <w:rStyle w:val="OperatorTok"/>
+        </w:rPr>
+        <w:t xml:space="preserve">=</w:t>
+      </w:r>
+      <w:r>
+        <w:rPr>
+          <w:rStyle w:val="StringTok"/>
+        </w:rPr>
+        <w:t xml:space="preserve">"</w:t>
+      </w:r>
+      <w:r>
+        <w:rPr>
+          <w:rStyle w:val="VariableTok"/>
+        </w:rPr>
+        <w:t xml:space="preserve">$(</w:t>
+      </w:r>
+      <w:r>
+        <w:rPr>
+          <w:rStyle w:val="FunctionTok"/>
+        </w:rPr>
+        <w:t xml:space="preserve">awk</w:t>
+      </w:r>
+      <w:r>
+        <w:rPr>
+          <w:rStyle w:val="NormalTok"/>
+        </w:rPr>
+        <w:t xml:space="preserve"> </w:t>
+      </w:r>
+      <w:r>
+        <w:rPr>
+          <w:rStyle w:val="StringTok"/>
+        </w:rPr>
+        <w:t xml:space="preserve">'BEGIN{srand(); printf "%04d", int(rand()*10000)}'</w:t>
+      </w:r>
+      <w:r>
+        <w:rPr>
+          <w:rStyle w:val="VariableTok"/>
+        </w:rPr>
+        <w:t xml:space="preserve">)</w:t>
+      </w:r>
+      <w:r>
+        <w:rPr>
+          <w:rStyle w:val="StringTok"/>
+        </w:rPr>
+        <w:t xml:space="preserve">"</w:t>
+      </w:r>
+      <w:r>
+        <w:br/>
+      </w:r>
+      <w:r>
+        <w:rPr>
           <w:rStyle w:val="BuiltInTok"/>
         </w:rPr>
         <w:t xml:space="preserve">exec</w:t>
@@ -1866,7 +2505,7 @@
         <w:rPr>
           <w:rStyle w:val="StringTok"/>
         </w:rPr>
-        <w:t xml:space="preserve">'tmx attach -t "$1" 2&gt;/dev/null || exec tmx new -s "$1"'</w:t>
+        <w:t xml:space="preserve">'exec tmx new -s "$1"'</w:t>
       </w:r>
       <w:r>
         <w:rPr>
@@ -1884,20 +2523,87 @@
         <w:rPr>
           <w:rStyle w:val="VariableTok"/>
         </w:rPr>
-        <w:t xml:space="preserve">$session_name</w:t>
+        <w:t xml:space="preserve">${session_name}</w:t>
       </w:r>
       <w:r>
         <w:rPr>
           <w:rStyle w:val="StringTok"/>
         </w:rPr>
+        <w:t xml:space="preserve">-</w:t>
+      </w:r>
+      <w:r>
+        <w:rPr>
+          <w:rStyle w:val="VariableTok"/>
+        </w:rPr>
+        <w:t xml:space="preserve">${suffix}</w:t>
+      </w:r>
+      <w:r>
+        <w:rPr>
+          <w:rStyle w:val="StringTok"/>
+        </w:rPr>
         <w:t xml:space="preserve">"</w:t>
       </w:r>
+      <w:r>
+        <w:br/>
+      </w:r>
+      <w:r>
+        <w:rPr>
+          <w:rStyle w:val="CommentTok"/>
+        </w:rPr>
+        <w:t xml:space="preserve"># TMX_EXACT_NAME=1 → use "$session_name" literally, with no suffix.</w:t>
+      </w:r>
     </w:p>
     <w:p>
       <w:pPr>
         <w:pStyle w:val="FirstParagraph"/>
       </w:pPr>
       <w:r>
+        <w:t xml:space="preserve">On</w:t>
+      </w:r>
+      <w:r>
+        <w:t xml:space="preserve"> </w:t>
+      </w:r>
+      <w:r>
+        <w:rPr>
+          <w:b/>
+          <w:bCs/>
+        </w:rPr>
+        <w:t xml:space="preserve">blank</w:t>
+      </w:r>
+      <w:r>
+        <w:t xml:space="preserve"> </w:t>
+      </w:r>
+      <w:r>
+        <w:t xml:space="preserve">input it lists the operator's existing sessions and, if any</w:t>
+      </w:r>
+      <w:r>
+        <w:t xml:space="preserve"> </w:t>
+      </w:r>
+      <w:r>
+        <w:t xml:space="preserve">exist, offers a numbered picker (attaching the chosen session via</w:t>
+      </w:r>
+      <w:r>
+        <w:t xml:space="preserve"> </w:t>
+      </w:r>
+      <w:r>
+        <w:rPr>
+          <w:rStyle w:val="VerbatimChar"/>
+        </w:rPr>
+        <w:t xml:space="preserve">tmx attach -t &lt;name&gt;</w:t>
+      </w:r>
+      <w:r>
+        <w:t xml:space="preserve">); with no sessions it falls through to a bare</w:t>
+      </w:r>
+      <w:r>
+        <w:t xml:space="preserve"> </w:t>
+      </w:r>
+      <w:r>
+        <w:t xml:space="preserve">shell.</w:t>
+      </w:r>
+      <w:r>
+        <w:t xml:space="preserve"> </w:t>
+      </w:r>
+      <w:r>
         <w:rPr>
           <w:rStyle w:val="VerbatimChar"/>
         </w:rPr>
@@ -1907,7 +2613,13 @@
         <w:t xml:space="preserve"> </w:t>
       </w:r>
       <w:r>
-        <w:t xml:space="preserve">replaces the current shell with the tmux client so that pressing</w:t>
+        <w:t xml:space="preserve">replaces the current shell with the tmux client so that</w:t>
+      </w:r>
+      <w:r>
+        <w:t xml:space="preserve"> </w:t>
+      </w:r>
+      <w:r>
+        <w:t xml:space="preserve">pressing</w:t>
       </w:r>
       <w:r>
         <w:t xml:space="preserve"> </w:t>
@@ -1925,8 +2637,8 @@
         <w:t xml:space="preserve">(detach) returns you cleanly to the parent shell.</w:t>
       </w:r>
     </w:p>
-    <w:bookmarkEnd w:id="16"/>
-    <w:bookmarkStart w:id="22" w:name="Xd5b83d052b053da6d4548e0ffceb51571292ab7"/>
+    <w:bookmarkEnd w:id="19"/>
+    <w:bookmarkStart w:id="25" w:name="Xd5b83d052b053da6d4548e0ffceb51571292ab7"/>
     <w:p>
       <w:pPr>
         <w:pStyle w:val="Heading2"/>
@@ -1935,13 +2647,13 @@
         <w:t xml:space="preserve">5. Worked examples</w:t>
       </w:r>
     </w:p>
-    <w:bookmarkStart w:id="17" w:name="Xc5596250c654373a6b2ccb902e1ed7de53cd47f"/>
+    <w:bookmarkStart w:id="20" w:name="Xd7f7b7202e96f94a9ebb91d8af4f1ca622d162c"/>
     <w:p>
       <w:pPr>
         <w:pStyle w:val="Heading3"/>
       </w:pPr>
       <w:r>
-        <w:t xml:space="preserve">Example 1 — New interactive login, attach to existing 'work'</w:t>
+        <w:t xml:space="preserve">Example 1 — New interactive login: create a fresh session or pick an existing one</w:t>
       </w:r>
     </w:p>
     <w:p>
@@ -1982,7 +2694,7 @@
         <w:rPr>
           <w:rStyle w:val="NormalTok"/>
         </w:rPr>
-        <w:t xml:space="preserve"> Enter session name </w:t>
+        <w:t xml:space="preserve"> Enter session name to create </w:t>
       </w:r>
       <w:r>
         <w:rPr>
@@ -2000,471 +2712,702 @@
         <w:rPr>
           <w:rStyle w:val="NormalTok"/>
         </w:rPr>
-        <w:t xml:space="preserve"> or </w:t>
+        <w:t xml:space="preserve"> = choose existing session</w:t>
+      </w:r>
+      <w:r>
+        <w:rPr>
+          <w:rStyle w:val="KeywordTok"/>
+        </w:rPr>
+        <w:t xml:space="preserve">)</w:t>
+      </w:r>
+      <w:r>
+        <w:rPr>
+          <w:rStyle w:val="BuiltInTok"/>
+        </w:rPr>
+        <w:t xml:space="preserve">:</w:t>
+      </w:r>
+      <w:r>
+        <w:rPr>
+          <w:rStyle w:val="NormalTok"/>
+        </w:rPr>
+        <w:t xml:space="preserve"> work</w:t>
+      </w:r>
+      <w:r>
+        <w:br/>
+      </w:r>
+      <w:r>
+        <w:rPr>
+          <w:rStyle w:val="CommentTok"/>
+        </w:rPr>
+        <w:t xml:space="preserve"># Typing 'work' ALWAYS creates a brand-new session named work-NNNN</w:t>
+      </w:r>
+      <w:r>
+        <w:br/>
+      </w:r>
+      <w:r>
+        <w:rPr>
+          <w:rStyle w:val="CommentTok"/>
+        </w:rPr>
+        <w:t xml:space="preserve">#   (random 4-digit suffix); the pane cwd is restored to your</w:t>
+      </w:r>
+      <w:r>
+        <w:br/>
+      </w:r>
+      <w:r>
+        <w:rPr>
+          <w:rStyle w:val="CommentTok"/>
+        </w:rPr>
+        <w:t xml:space="preserve">#   last-recorded pwd for that session name. It never silently</w:t>
+      </w:r>
+      <w:r>
+        <w:br/>
+      </w:r>
+      <w:r>
+        <w:rPr>
+          <w:rStyle w:val="CommentTok"/>
+        </w:rPr>
+        <w:t xml:space="preserve">#   reattaches to an earlier 'work'.</w:t>
+      </w:r>
+      <w:r>
+        <w:br/>
+      </w:r>
+      <w:r>
+        <w:rPr>
+          <w:rStyle w:val="CommentTok"/>
+        </w:rPr>
+        <w:t xml:space="preserve">#</w:t>
+      </w:r>
+      <w:r>
+        <w:br/>
+      </w:r>
+      <w:r>
+        <w:rPr>
+          <w:rStyle w:val="CommentTok"/>
+        </w:rPr>
+        <w:t xml:space="preserve"># To attach an EXISTING session instead, press Enter at the prompt:</w:t>
+      </w:r>
+      <w:r>
+        <w:br/>
+      </w:r>
+      <w:r>
+        <w:rPr>
+          <w:rStyle w:val="ExtensionTok"/>
+        </w:rPr>
+        <w:t xml:space="preserve">[tmx]</w:t>
+      </w:r>
+      <w:r>
+        <w:rPr>
+          <w:rStyle w:val="NormalTok"/>
+        </w:rPr>
+        <w:t xml:space="preserve"> Enter session name to create </w:t>
+      </w:r>
+      <w:r>
+        <w:rPr>
+          <w:rStyle w:val="ErrorTok"/>
+        </w:rPr>
+        <w:t xml:space="preserve">(</w:t>
+      </w:r>
+      <w:r>
+        <w:rPr>
+          <w:rStyle w:val="ExtensionTok"/>
+        </w:rPr>
+        <w:t xml:space="preserve">blank</w:t>
+      </w:r>
+      <w:r>
+        <w:rPr>
+          <w:rStyle w:val="NormalTok"/>
+        </w:rPr>
+        <w:t xml:space="preserve"> = choose existing session</w:t>
+      </w:r>
+      <w:r>
+        <w:rPr>
+          <w:rStyle w:val="KeywordTok"/>
+        </w:rPr>
+        <w:t xml:space="preserve">)</w:t>
+      </w:r>
+      <w:r>
+        <w:rPr>
+          <w:rStyle w:val="BuiltInTok"/>
+        </w:rPr>
+        <w:t xml:space="preserve">:</w:t>
+      </w:r>
+      <w:r>
+        <w:br/>
+      </w:r>
+      <w:r>
+        <w:rPr>
+          <w:rStyle w:val="ExtensionTok"/>
+        </w:rPr>
+        <w:t xml:space="preserve">[tmx]</w:t>
+      </w:r>
+      <w:r>
+        <w:rPr>
+          <w:rStyle w:val="NormalTok"/>
+        </w:rPr>
+        <w:t xml:space="preserve"> Existing sessions:</w:t>
+      </w:r>
+      <w:r>
+        <w:br/>
+      </w:r>
+      <w:r>
+        <w:rPr>
+          <w:rStyle w:val="NormalTok"/>
+        </w:rPr>
+        <w:t xml:space="preserve">  </w:t>
+      </w:r>
+      <w:r>
+        <w:rPr>
+          <w:rStyle w:val="ExtensionTok"/>
+        </w:rPr>
+        <w:t xml:space="preserve">1</w:t>
+      </w:r>
+      <w:r>
+        <w:rPr>
+          <w:rStyle w:val="ErrorTok"/>
+        </w:rPr>
+        <w:t xml:space="preserve">)</w:t>
+      </w:r>
+      <w:r>
+        <w:rPr>
+          <w:rStyle w:val="NormalTok"/>
+        </w:rPr>
+        <w:t xml:space="preserve"> </w:t>
+      </w:r>
+      <w:r>
+        <w:rPr>
+          <w:rStyle w:val="ExtensionTok"/>
+        </w:rPr>
+        <w:t xml:space="preserve">work-4821</w:t>
+      </w:r>
+      <w:r>
+        <w:br/>
+      </w:r>
+      <w:r>
+        <w:rPr>
+          <w:rStyle w:val="NormalTok"/>
+        </w:rPr>
+        <w:t xml:space="preserve">  </w:t>
+      </w:r>
+      <w:r>
+        <w:rPr>
+          <w:rStyle w:val="ExtensionTok"/>
+        </w:rPr>
+        <w:t xml:space="preserve">0</w:t>
+      </w:r>
+      <w:r>
+        <w:rPr>
+          <w:rStyle w:val="ErrorTok"/>
+        </w:rPr>
+        <w:t xml:space="preserve">)</w:t>
+      </w:r>
+      <w:r>
+        <w:rPr>
+          <w:rStyle w:val="NormalTok"/>
+        </w:rPr>
+        <w:t xml:space="preserve"> </w:t>
+      </w:r>
+      <w:r>
+        <w:rPr>
+          <w:rStyle w:val="ExtensionTok"/>
+        </w:rPr>
+        <w:t xml:space="preserve">None</w:t>
+      </w:r>
+      <w:r>
+        <w:rPr>
+          <w:rStyle w:val="NormalTok"/>
+        </w:rPr>
+        <w:t xml:space="preserve"> </w:t>
+      </w:r>
+      <w:r>
+        <w:rPr>
+          <w:rStyle w:val="ErrorTok"/>
+        </w:rPr>
+        <w:t xml:space="preserve">(</w:t>
+      </w:r>
+      <w:r>
+        <w:rPr>
+          <w:rStyle w:val="ExtensionTok"/>
+        </w:rPr>
+        <w:t xml:space="preserve">leave,</w:t>
+      </w:r>
+      <w:r>
+        <w:rPr>
+          <w:rStyle w:val="NormalTok"/>
+        </w:rPr>
+        <w:t xml:space="preserve"> bare shell</w:t>
+      </w:r>
+      <w:r>
+        <w:rPr>
+          <w:rStyle w:val="KeywordTok"/>
+        </w:rPr>
+        <w:t xml:space="preserve">)</w:t>
+      </w:r>
+      <w:r>
+        <w:br/>
+      </w:r>
+      <w:r>
+        <w:rPr>
+          <w:rStyle w:val="ExtensionTok"/>
+        </w:rPr>
+        <w:t xml:space="preserve">[tmx]</w:t>
+      </w:r>
+      <w:r>
+        <w:rPr>
+          <w:rStyle w:val="NormalTok"/>
+        </w:rPr>
+        <w:t xml:space="preserve"> Choose a session to join </w:t>
+      </w:r>
+      <w:r>
+        <w:rPr>
+          <w:rStyle w:val="ErrorTok"/>
+        </w:rPr>
+        <w:t xml:space="preserve">(</w:t>
+      </w:r>
+      <w:r>
+        <w:rPr>
+          <w:rStyle w:val="ExtensionTok"/>
+        </w:rPr>
+        <w:t xml:space="preserve">0</w:t>
+      </w:r>
+      <w:r>
+        <w:rPr>
+          <w:rStyle w:val="NormalTok"/>
+        </w:rPr>
+        <w:t xml:space="preserve"> = none</w:t>
+      </w:r>
+      <w:r>
+        <w:rPr>
+          <w:rStyle w:val="KeywordTok"/>
+        </w:rPr>
+        <w:t xml:space="preserve">)</w:t>
+      </w:r>
+      <w:r>
+        <w:rPr>
+          <w:rStyle w:val="BuiltInTok"/>
+        </w:rPr>
+        <w:t xml:space="preserve">:</w:t>
+      </w:r>
+      <w:r>
+        <w:rPr>
+          <w:rStyle w:val="NormalTok"/>
+        </w:rPr>
+        <w:t xml:space="preserve"> 1</w:t>
+      </w:r>
+      <w:r>
+        <w:br/>
+      </w:r>
+      <w:r>
+        <w:rPr>
+          <w:rStyle w:val="CommentTok"/>
+        </w:rPr>
+        <w:t xml:space="preserve"># → attached to work-4821 (prompted once for its password if protected).</w:t>
+      </w:r>
+    </w:p>
+    <w:bookmarkEnd w:id="20"/>
+    <w:bookmarkStart w:id="21" w:name="Xed4379365103c958a3a7c73a8cb89b4cf216843"/>
+    <w:p>
+      <w:pPr>
+        <w:pStyle w:val="Heading3"/>
+      </w:pPr>
+      <w:r>
+        <w:t xml:space="preserve">Example 2 — SCP from another machine never hangs</w:t>
+      </w:r>
+    </w:p>
+    <w:p>
+      <w:pPr>
+        <w:pStyle w:val="SourceCode"/>
+      </w:pPr>
+      <w:r>
+        <w:rPr>
+          <w:rStyle w:val="CommentTok"/>
+        </w:rPr>
+        <w:t xml:space="preserve"># On your workstation:</w:t>
+      </w:r>
+      <w:r>
+        <w:br/>
+      </w:r>
+      <w:r>
+        <w:rPr>
+          <w:rStyle w:val="ExtensionTok"/>
+        </w:rPr>
+        <w:t xml:space="preserve">$</w:t>
+      </w:r>
+      <w:r>
+        <w:rPr>
+          <w:rStyle w:val="NormalTok"/>
+        </w:rPr>
+        <w:t xml:space="preserve"> scp report.pdf milosvasic@nezha.local:/tmp/</w:t>
+      </w:r>
+      <w:r>
+        <w:br/>
+      </w:r>
+      <w:r>
+        <w:rPr>
+          <w:rStyle w:val="ExtensionTok"/>
+        </w:rPr>
+        <w:t xml:space="preserve">report.pdf</w:t>
+      </w:r>
+      <w:r>
+        <w:rPr>
+          <w:rStyle w:val="NormalTok"/>
+        </w:rPr>
+        <w:t xml:space="preserve">                                100% 1.2MB   3.0MB/s   00:00</w:t>
+      </w:r>
+      <w:r>
+        <w:br/>
+      </w:r>
+      <w:r>
+        <w:rPr>
+          <w:rStyle w:val="CommentTok"/>
+        </w:rPr>
+        <w:t xml:space="preserve"># scp succeeds immediately — tmx-shell-init.sh sees the non-TTY stdin</w:t>
+      </w:r>
+      <w:r>
+        <w:br/>
+      </w:r>
+      <w:r>
+        <w:rPr>
+          <w:rStyle w:val="CommentTok"/>
+        </w:rPr>
+        <w:t xml:space="preserve"># and silently returns 0 before any prompt is printed.</w:t>
+      </w:r>
+    </w:p>
+    <w:bookmarkEnd w:id="21"/>
+    <w:bookmarkStart w:id="22" w:name="example-3--opt-out-for-this-shell-only"/>
+    <w:p>
+      <w:pPr>
+        <w:pStyle w:val="Heading3"/>
+      </w:pPr>
+      <w:r>
+        <w:t xml:space="preserve">Example 3 — Opt out for this shell only</w:t>
+      </w:r>
+    </w:p>
+    <w:p>
+      <w:pPr>
+        <w:pStyle w:val="SourceCode"/>
+      </w:pPr>
+      <w:r>
+        <w:rPr>
+          <w:rStyle w:val="ExtensionTok"/>
+        </w:rPr>
+        <w:t xml:space="preserve">$</w:t>
+      </w:r>
+      <w:r>
+        <w:rPr>
+          <w:rStyle w:val="NormalTok"/>
+        </w:rPr>
+        <w:t xml:space="preserve"> TMX_SKIP=1 bash </w:t>
+      </w:r>
+      <w:r>
+        <w:rPr>
+          <w:rStyle w:val="AttributeTok"/>
+        </w:rPr>
+        <w:t xml:space="preserve">-l</w:t>
+      </w:r>
+      <w:r>
+        <w:br/>
+      </w:r>
+      <w:r>
+        <w:rPr>
+          <w:rStyle w:val="CommentTok"/>
+        </w:rPr>
+        <w:t xml:space="preserve"># .bashrc runs, but tmx-shell-init.sh exits early (TMX_SKIP non-empty)</w:t>
+      </w:r>
+      <w:r>
+        <w:br/>
+      </w:r>
+      <w:r>
+        <w:rPr>
+          <w:rStyle w:val="CommentTok"/>
+        </w:rPr>
+        <w:t xml:space="preserve"># You land directly in a bare bash shell, no tmx, no prompt.</w:t>
+      </w:r>
+      <w:r>
+        <w:br/>
+      </w:r>
+      <w:r>
+        <w:rPr>
+          <w:rStyle w:val="ExtensionTok"/>
+        </w:rPr>
+        <w:t xml:space="preserve">$</w:t>
+      </w:r>
+      <w:r>
+        <w:rPr>
+          <w:rStyle w:val="NormalTok"/>
+        </w:rPr>
+        <w:t xml:space="preserve"> unset TMX_SKIP</w:t>
+      </w:r>
+      <w:r>
+        <w:br/>
+      </w:r>
+      <w:r>
+        <w:rPr>
+          <w:rStyle w:val="ExtensionTok"/>
+        </w:rPr>
+        <w:t xml:space="preserve">$</w:t>
+      </w:r>
+      <w:r>
+        <w:rPr>
+          <w:rStyle w:val="NormalTok"/>
+        </w:rPr>
+        <w:t xml:space="preserve"> exec </w:t>
+      </w:r>
+      <w:r>
+        <w:rPr>
+          <w:rStyle w:val="VariableTok"/>
+        </w:rPr>
+        <w:t xml:space="preserve">$SHELL</w:t>
+      </w:r>
+      <w:r>
+        <w:rPr>
+          <w:rStyle w:val="NormalTok"/>
+        </w:rPr>
+        <w:t xml:space="preserve"> </w:t>
+      </w:r>
+      <w:r>
+        <w:rPr>
+          <w:rStyle w:val="AttributeTok"/>
+        </w:rPr>
+        <w:t xml:space="preserve">-l</w:t>
+      </w:r>
+      <w:r>
+        <w:br/>
+      </w:r>
+      <w:r>
+        <w:rPr>
+          <w:rStyle w:val="CommentTok"/>
+        </w:rPr>
+        <w:t xml:space="preserve"># Back to the prompt-on-login behaviour.</w:t>
+      </w:r>
+    </w:p>
+    <w:bookmarkEnd w:id="22"/>
+    <w:bookmarkStart w:id="23" w:name="example-4--inside-a-nested-tmux-pane"/>
+    <w:p>
+      <w:pPr>
+        <w:pStyle w:val="Heading3"/>
+      </w:pPr>
+      <w:r>
+        <w:t xml:space="preserve">Example 4 — Inside a nested tmux pane</w:t>
+      </w:r>
+    </w:p>
+    <w:p>
+      <w:pPr>
+        <w:pStyle w:val="SourceCode"/>
+      </w:pPr>
+      <w:r>
+        <w:rPr>
+          <w:rStyle w:val="ExtensionTok"/>
+        </w:rPr>
+        <w:t xml:space="preserve">$</w:t>
+      </w:r>
+      <w:r>
+        <w:rPr>
+          <w:rStyle w:val="NormalTok"/>
+        </w:rPr>
+        <w:t xml:space="preserve"> tmx new </w:t>
+      </w:r>
+      <w:r>
+        <w:rPr>
+          <w:rStyle w:val="AttributeTok"/>
+        </w:rPr>
+        <w:t xml:space="preserve">-s</w:t>
+      </w:r>
+      <w:r>
+        <w:rPr>
+          <w:rStyle w:val="NormalTok"/>
+        </w:rPr>
+        <w:t xml:space="preserve"> outer            </w:t>
+      </w:r>
+      <w:r>
+        <w:rPr>
+          <w:rStyle w:val="CommentTok"/>
+        </w:rPr>
+        <w:t xml:space="preserve"># creates session 'outer'</w:t>
+      </w:r>
+      <w:r>
+        <w:br/>
+      </w:r>
+      <w:r>
+        <w:rPr>
+          <w:rStyle w:val="CommentTok"/>
+        </w:rPr>
+        <w:t xml:space="preserve"># inside the pane:</w:t>
+      </w:r>
+      <w:r>
+        <w:br/>
+      </w:r>
+      <w:r>
+        <w:rPr>
+          <w:rStyle w:val="ExtensionTok"/>
+        </w:rPr>
+        <w:t xml:space="preserve">$</w:t>
+      </w:r>
+      <w:r>
+        <w:rPr>
+          <w:rStyle w:val="NormalTok"/>
+        </w:rPr>
+        <w:t xml:space="preserve"> bash </w:t>
+      </w:r>
+      <w:r>
+        <w:rPr>
+          <w:rStyle w:val="AttributeTok"/>
+        </w:rPr>
+        <w:t xml:space="preserve">-l</w:t>
+      </w:r>
+      <w:r>
+        <w:rPr>
+          <w:rStyle w:val="NormalTok"/>
+        </w:rPr>
+        <w:t xml:space="preserve">                     </w:t>
+      </w:r>
+      <w:r>
+        <w:rPr>
+          <w:rStyle w:val="CommentTok"/>
+        </w:rPr>
+        <w:t xml:space="preserve"># spawns a sub-shell</w:t>
+      </w:r>
+      <w:r>
+        <w:br/>
+      </w:r>
+      <w:r>
+        <w:rPr>
+          <w:rStyle w:val="CommentTok"/>
+        </w:rPr>
+        <w:t xml:space="preserve"># .bashrc runs again, but $TMUX is set, so tmx-shell-init.sh is silent.</w:t>
+      </w:r>
+      <w:r>
+        <w:br/>
+      </w:r>
+      <w:r>
+        <w:rPr>
+          <w:rStyle w:val="CommentTok"/>
+        </w:rPr>
+        <w:t xml:space="preserve"># No prompt, no nesting — Ctrl-b d still detaches the outer session.</w:t>
+      </w:r>
+    </w:p>
+    <w:bookmarkEnd w:id="23"/>
+    <w:bookmarkStart w:id="24" w:name="X701b2b3cdc17d80f19cce359e82cfb7f5dbe327"/>
+    <w:p>
+      <w:pPr>
+        <w:pStyle w:val="Heading3"/>
+      </w:pPr>
+      <w:r>
+        <w:t xml:space="preserve">Example 5 — Manual probe without installing</w:t>
+      </w:r>
+    </w:p>
+    <w:p>
+      <w:pPr>
+        <w:pStyle w:val="SourceCode"/>
+      </w:pPr>
+      <w:r>
+        <w:rPr>
+          <w:rStyle w:val="CommentTok"/>
+        </w:rPr>
+        <w:t xml:space="preserve"># Run the script under a sub-shell with stdin redirected from /dev/null</w:t>
+      </w:r>
+      <w:r>
+        <w:br/>
+      </w:r>
+      <w:r>
+        <w:rPr>
+          <w:rStyle w:val="CommentTok"/>
+        </w:rPr>
+        <w:t xml:space="preserve"># (mimics the SCP non-TTY case).</w:t>
+      </w:r>
+      <w:r>
+        <w:br/>
+      </w:r>
+      <w:r>
+        <w:rPr>
+          <w:rStyle w:val="ExtensionTok"/>
+        </w:rPr>
+        <w:t xml:space="preserve">$</w:t>
+      </w:r>
+      <w:r>
+        <w:rPr>
+          <w:rStyle w:val="NormalTok"/>
+        </w:rPr>
+        <w:t xml:space="preserve"> bash </w:t>
+      </w:r>
+      <w:r>
+        <w:rPr>
+          <w:rStyle w:val="AttributeTok"/>
+        </w:rPr>
+        <w:t xml:space="preserve">-c</w:t>
+      </w:r>
+      <w:r>
+        <w:rPr>
+          <w:rStyle w:val="NormalTok"/>
+        </w:rPr>
+        <w:t xml:space="preserve"> </w:t>
       </w:r>
       <w:r>
         <w:rPr>
           <w:rStyle w:val="StringTok"/>
         </w:rPr>
-        <w:t xml:space="preserve">"default"</w:t>
+        <w:t xml:space="preserve">'. /Users/milosvasic/Projects/tmux/scripts/tmx-shell-init.sh'</w:t>
       </w:r>
       <w:r>
         <w:rPr>
           <w:rStyle w:val="NormalTok"/>
         </w:rPr>
-        <w:t xml:space="preserve"> = bare shell</w:t>
-      </w:r>
-      <w:r>
-        <w:rPr>
-          <w:rStyle w:val="KeywordTok"/>
-        </w:rPr>
-        <w:t xml:space="preserve">)</w:t>
-      </w:r>
-      <w:r>
-        <w:rPr>
-          <w:rStyle w:val="BuiltInTok"/>
-        </w:rPr>
-        <w:t xml:space="preserve">:</w:t>
+        <w:t xml:space="preserve"> </w:t>
+      </w:r>
+      <w:r>
+        <w:rPr>
+          <w:rStyle w:val="OperatorTok"/>
+        </w:rPr>
+        <w:t xml:space="preserve">&lt;</w:t>
       </w:r>
       <w:r>
         <w:rPr>
           <w:rStyle w:val="NormalTok"/>
         </w:rPr>
-        <w:t xml:space="preserve"> work</w:t>
+        <w:t xml:space="preserve">/dev/null</w:t>
       </w:r>
       <w:r>
         <w:br/>
       </w:r>
       <w:r>
         <w:rPr>
+          <w:rStyle w:val="ExtensionTok"/>
+        </w:rPr>
+        <w:t xml:space="preserve">$</w:t>
+      </w:r>
+      <w:r>
+        <w:rPr>
+          <w:rStyle w:val="NormalTok"/>
+        </w:rPr>
+        <w:t xml:space="preserve"> echo </w:t>
+      </w:r>
+      <w:r>
+        <w:rPr>
+          <w:rStyle w:val="VariableTok"/>
+        </w:rPr>
+        <w:t xml:space="preserve">$?</w:t>
+      </w:r>
+      <w:r>
+        <w:br/>
+      </w:r>
+      <w:r>
+        <w:rPr>
+          <w:rStyle w:val="ExtensionTok"/>
+        </w:rPr>
+        <w:t xml:space="preserve">0</w:t>
+      </w:r>
+      <w:r>
+        <w:br/>
+      </w:r>
+      <w:r>
+        <w:rPr>
           <w:rStyle w:val="CommentTok"/>
         </w:rPr>
-        <w:t xml:space="preserve"># If 'work' exists → attached to it; pane cwd restored to wherever you</w:t>
-      </w:r>
-      <w:r>
-        <w:br/>
-      </w:r>
-      <w:r>
-        <w:rPr>
-          <w:rStyle w:val="CommentTok"/>
-        </w:rPr>
-        <w:t xml:space="preserve">#   were when you last detached.</w:t>
-      </w:r>
-      <w:r>
-        <w:br/>
-      </w:r>
-      <w:r>
-        <w:rPr>
-          <w:rStyle w:val="CommentTok"/>
-        </w:rPr>
-        <w:t xml:space="preserve"># If 'work' did NOT exist → tmx new -s work -c &lt;recalled-pwd&gt; is run.</w:t>
-      </w:r>
-    </w:p>
-    <w:bookmarkEnd w:id="17"/>
-    <w:bookmarkStart w:id="18" w:name="Xed4379365103c958a3a7c73a8cb89b4cf216843"/>
-    <w:p>
-      <w:pPr>
-        <w:pStyle w:val="Heading3"/>
-      </w:pPr>
-      <w:r>
-        <w:t xml:space="preserve">Example 2 — SCP from another machine never hangs</w:t>
-      </w:r>
-    </w:p>
-    <w:p>
-      <w:pPr>
-        <w:pStyle w:val="SourceCode"/>
-      </w:pPr>
-      <w:r>
-        <w:rPr>
-          <w:rStyle w:val="CommentTok"/>
-        </w:rPr>
-        <w:t xml:space="preserve"># On your workstation:</w:t>
-      </w:r>
-      <w:r>
-        <w:br/>
-      </w:r>
-      <w:r>
-        <w:rPr>
-          <w:rStyle w:val="ExtensionTok"/>
-        </w:rPr>
-        <w:t xml:space="preserve">$</w:t>
-      </w:r>
-      <w:r>
-        <w:rPr>
-          <w:rStyle w:val="NormalTok"/>
-        </w:rPr>
-        <w:t xml:space="preserve"> scp report.pdf milosvasic@nezha.local:/tmp/</w:t>
-      </w:r>
-      <w:r>
-        <w:br/>
-      </w:r>
-      <w:r>
-        <w:rPr>
-          <w:rStyle w:val="ExtensionTok"/>
-        </w:rPr>
-        <w:t xml:space="preserve">report.pdf</w:t>
-      </w:r>
-      <w:r>
-        <w:rPr>
-          <w:rStyle w:val="NormalTok"/>
-        </w:rPr>
-        <w:t xml:space="preserve">                                100% 1.2MB   3.0MB/s   00:00</w:t>
-      </w:r>
-      <w:r>
-        <w:br/>
-      </w:r>
-      <w:r>
-        <w:rPr>
-          <w:rStyle w:val="CommentTok"/>
-        </w:rPr>
-        <w:t xml:space="preserve"># scp succeeds immediately — tmx-shell-init.sh sees the non-TTY stdin</w:t>
-      </w:r>
-      <w:r>
-        <w:br/>
-      </w:r>
-      <w:r>
-        <w:rPr>
-          <w:rStyle w:val="CommentTok"/>
-        </w:rPr>
-        <w:t xml:space="preserve"># and silently returns 0 before any prompt is printed.</w:t>
-      </w:r>
-    </w:p>
-    <w:bookmarkEnd w:id="18"/>
-    <w:bookmarkStart w:id="19" w:name="example-3--opt-out-for-this-shell-only"/>
-    <w:p>
-      <w:pPr>
-        <w:pStyle w:val="Heading3"/>
-      </w:pPr>
-      <w:r>
-        <w:t xml:space="preserve">Example 3 — Opt out for this shell only</w:t>
-      </w:r>
-    </w:p>
-    <w:p>
-      <w:pPr>
-        <w:pStyle w:val="SourceCode"/>
-      </w:pPr>
-      <w:r>
-        <w:rPr>
-          <w:rStyle w:val="ExtensionTok"/>
-        </w:rPr>
-        <w:t xml:space="preserve">$</w:t>
-      </w:r>
-      <w:r>
-        <w:rPr>
-          <w:rStyle w:val="NormalTok"/>
-        </w:rPr>
-        <w:t xml:space="preserve"> TMX_SKIP=1 bash </w:t>
-      </w:r>
-      <w:r>
-        <w:rPr>
-          <w:rStyle w:val="AttributeTok"/>
-        </w:rPr>
-        <w:t xml:space="preserve">-l</w:t>
-      </w:r>
-      <w:r>
-        <w:br/>
-      </w:r>
-      <w:r>
-        <w:rPr>
-          <w:rStyle w:val="CommentTok"/>
-        </w:rPr>
-        <w:t xml:space="preserve"># .bashrc runs, but tmx-shell-init.sh exits early (TMX_SKIP non-empty)</w:t>
-      </w:r>
-      <w:r>
-        <w:br/>
-      </w:r>
-      <w:r>
-        <w:rPr>
-          <w:rStyle w:val="CommentTok"/>
-        </w:rPr>
-        <w:t xml:space="preserve"># You land directly in a bare bash shell, no tmx, no prompt.</w:t>
-      </w:r>
-      <w:r>
-        <w:br/>
-      </w:r>
-      <w:r>
-        <w:rPr>
-          <w:rStyle w:val="ExtensionTok"/>
-        </w:rPr>
-        <w:t xml:space="preserve">$</w:t>
-      </w:r>
-      <w:r>
-        <w:rPr>
-          <w:rStyle w:val="NormalTok"/>
-        </w:rPr>
-        <w:t xml:space="preserve"> unset TMX_SKIP</w:t>
-      </w:r>
-      <w:r>
-        <w:br/>
-      </w:r>
-      <w:r>
-        <w:rPr>
-          <w:rStyle w:val="ExtensionTok"/>
-        </w:rPr>
-        <w:t xml:space="preserve">$</w:t>
-      </w:r>
-      <w:r>
-        <w:rPr>
-          <w:rStyle w:val="NormalTok"/>
-        </w:rPr>
-        <w:t xml:space="preserve"> exec </w:t>
-      </w:r>
-      <w:r>
-        <w:rPr>
-          <w:rStyle w:val="VariableTok"/>
-        </w:rPr>
-        <w:t xml:space="preserve">$SHELL</w:t>
-      </w:r>
-      <w:r>
-        <w:rPr>
-          <w:rStyle w:val="NormalTok"/>
-        </w:rPr>
-        <w:t xml:space="preserve"> </w:t>
-      </w:r>
-      <w:r>
-        <w:rPr>
-          <w:rStyle w:val="AttributeTok"/>
-        </w:rPr>
-        <w:t xml:space="preserve">-l</w:t>
-      </w:r>
-      <w:r>
-        <w:br/>
-      </w:r>
-      <w:r>
-        <w:rPr>
-          <w:rStyle w:val="CommentTok"/>
-        </w:rPr>
-        <w:t xml:space="preserve"># Back to the prompt-on-login behaviour.</w:t>
-      </w:r>
-    </w:p>
-    <w:bookmarkEnd w:id="19"/>
-    <w:bookmarkStart w:id="20" w:name="example-4--inside-a-nested-tmux-pane"/>
-    <w:p>
-      <w:pPr>
-        <w:pStyle w:val="Heading3"/>
-      </w:pPr>
-      <w:r>
-        <w:t xml:space="preserve">Example 4 — Inside a nested tmux pane</w:t>
-      </w:r>
-    </w:p>
-    <w:p>
-      <w:pPr>
-        <w:pStyle w:val="SourceCode"/>
-      </w:pPr>
-      <w:r>
-        <w:rPr>
-          <w:rStyle w:val="ExtensionTok"/>
-        </w:rPr>
-        <w:t xml:space="preserve">$</w:t>
-      </w:r>
-      <w:r>
-        <w:rPr>
-          <w:rStyle w:val="NormalTok"/>
-        </w:rPr>
-        <w:t xml:space="preserve"> tmx new </w:t>
-      </w:r>
-      <w:r>
-        <w:rPr>
-          <w:rStyle w:val="AttributeTok"/>
-        </w:rPr>
-        <w:t xml:space="preserve">-s</w:t>
-      </w:r>
-      <w:r>
-        <w:rPr>
-          <w:rStyle w:val="NormalTok"/>
-        </w:rPr>
-        <w:t xml:space="preserve"> outer            </w:t>
-      </w:r>
-      <w:r>
-        <w:rPr>
-          <w:rStyle w:val="CommentTok"/>
-        </w:rPr>
-        <w:t xml:space="preserve"># creates session 'outer'</w:t>
-      </w:r>
-      <w:r>
-        <w:br/>
-      </w:r>
-      <w:r>
-        <w:rPr>
-          <w:rStyle w:val="CommentTok"/>
-        </w:rPr>
-        <w:t xml:space="preserve"># inside the pane:</w:t>
-      </w:r>
-      <w:r>
-        <w:br/>
-      </w:r>
-      <w:r>
-        <w:rPr>
-          <w:rStyle w:val="ExtensionTok"/>
-        </w:rPr>
-        <w:t xml:space="preserve">$</w:t>
-      </w:r>
-      <w:r>
-        <w:rPr>
-          <w:rStyle w:val="NormalTok"/>
-        </w:rPr>
-        <w:t xml:space="preserve"> bash </w:t>
-      </w:r>
-      <w:r>
-        <w:rPr>
-          <w:rStyle w:val="AttributeTok"/>
-        </w:rPr>
-        <w:t xml:space="preserve">-l</w:t>
-      </w:r>
-      <w:r>
-        <w:rPr>
-          <w:rStyle w:val="NormalTok"/>
-        </w:rPr>
-        <w:t xml:space="preserve">                     </w:t>
-      </w:r>
-      <w:r>
-        <w:rPr>
-          <w:rStyle w:val="CommentTok"/>
-        </w:rPr>
-        <w:t xml:space="preserve"># spawns a sub-shell</w:t>
-      </w:r>
-      <w:r>
-        <w:br/>
-      </w:r>
-      <w:r>
-        <w:rPr>
-          <w:rStyle w:val="CommentTok"/>
-        </w:rPr>
-        <w:t xml:space="preserve"># .bashrc runs again, but $TMUX is set, so tmx-shell-init.sh is silent.</w:t>
-      </w:r>
-      <w:r>
-        <w:br/>
-      </w:r>
-      <w:r>
-        <w:rPr>
-          <w:rStyle w:val="CommentTok"/>
-        </w:rPr>
-        <w:t xml:space="preserve"># No prompt, no nesting — Ctrl-b d still detaches the outer session.</w:t>
-      </w:r>
-    </w:p>
-    <w:bookmarkEnd w:id="20"/>
-    <w:bookmarkStart w:id="21" w:name="X701b2b3cdc17d80f19cce359e82cfb7f5dbe327"/>
-    <w:p>
-      <w:pPr>
-        <w:pStyle w:val="Heading3"/>
-      </w:pPr>
-      <w:r>
-        <w:t xml:space="preserve">Example 5 — Manual probe without installing</w:t>
-      </w:r>
-    </w:p>
-    <w:p>
-      <w:pPr>
-        <w:pStyle w:val="SourceCode"/>
-      </w:pPr>
-      <w:r>
-        <w:rPr>
-          <w:rStyle w:val="CommentTok"/>
-        </w:rPr>
-        <w:t xml:space="preserve"># Run the script under a sub-shell with stdin redirected from /dev/null</w:t>
-      </w:r>
-      <w:r>
-        <w:br/>
-      </w:r>
-      <w:r>
-        <w:rPr>
-          <w:rStyle w:val="CommentTok"/>
-        </w:rPr>
-        <w:t xml:space="preserve"># (mimics the SCP non-TTY case).</w:t>
-      </w:r>
-      <w:r>
-        <w:br/>
-      </w:r>
-      <w:r>
-        <w:rPr>
-          <w:rStyle w:val="ExtensionTok"/>
-        </w:rPr>
-        <w:t xml:space="preserve">$</w:t>
-      </w:r>
-      <w:r>
-        <w:rPr>
-          <w:rStyle w:val="NormalTok"/>
-        </w:rPr>
-        <w:t xml:space="preserve"> bash </w:t>
-      </w:r>
-      <w:r>
-        <w:rPr>
-          <w:rStyle w:val="AttributeTok"/>
-        </w:rPr>
-        <w:t xml:space="preserve">-c</w:t>
-      </w:r>
-      <w:r>
-        <w:rPr>
-          <w:rStyle w:val="NormalTok"/>
-        </w:rPr>
-        <w:t xml:space="preserve"> </w:t>
-      </w:r>
-      <w:r>
-        <w:rPr>
-          <w:rStyle w:val="StringTok"/>
-        </w:rPr>
-        <w:t xml:space="preserve">'. /Users/milosvasic/Projects/tmux/scripts/tmx-shell-init.sh'</w:t>
-      </w:r>
-      <w:r>
-        <w:rPr>
-          <w:rStyle w:val="NormalTok"/>
-        </w:rPr>
-        <w:t xml:space="preserve"> </w:t>
-      </w:r>
-      <w:r>
-        <w:rPr>
-          <w:rStyle w:val="OperatorTok"/>
-        </w:rPr>
-        <w:t xml:space="preserve">&lt;</w:t>
-      </w:r>
-      <w:r>
-        <w:rPr>
-          <w:rStyle w:val="NormalTok"/>
-        </w:rPr>
-        <w:t xml:space="preserve">/dev/null</w:t>
-      </w:r>
-      <w:r>
-        <w:br/>
-      </w:r>
-      <w:r>
-        <w:rPr>
-          <w:rStyle w:val="ExtensionTok"/>
-        </w:rPr>
-        <w:t xml:space="preserve">$</w:t>
-      </w:r>
-      <w:r>
-        <w:rPr>
-          <w:rStyle w:val="NormalTok"/>
-        </w:rPr>
-        <w:t xml:space="preserve"> echo </w:t>
-      </w:r>
-      <w:r>
-        <w:rPr>
-          <w:rStyle w:val="VariableTok"/>
-        </w:rPr>
-        <w:t xml:space="preserve">$?</w:t>
-      </w:r>
-      <w:r>
-        <w:br/>
-      </w:r>
-      <w:r>
-        <w:rPr>
-          <w:rStyle w:val="ExtensionTok"/>
-        </w:rPr>
-        <w:t xml:space="preserve">0</w:t>
-      </w:r>
-      <w:r>
-        <w:br/>
-      </w:r>
-      <w:r>
-        <w:rPr>
-          <w:rStyle w:val="CommentTok"/>
-        </w:rPr>
         <w:t xml:space="preserve"># Exit 0 with no output = non-TTY guard fired as designed.</w:t>
       </w:r>
     </w:p>
-    <w:bookmarkEnd w:id="21"/>
-    <w:bookmarkEnd w:id="22"/>
-    <w:bookmarkStart w:id="23" w:name="X0f82250e26c8b58406dd91cb5ad8bd54e9d2d72"/>
+    <w:bookmarkEnd w:id="24"/>
+    <w:bookmarkEnd w:id="25"/>
+    <w:bookmarkStart w:id="26" w:name="X0f82250e26c8b58406dd91cb5ad8bd54e9d2d72"/>
     <w:p>
       <w:pPr>
         <w:pStyle w:val="Heading2"/>
@@ -2952,8 +3895,8 @@
         </w:tc>
       </w:tr>
     </w:tbl>
-    <w:bookmarkEnd w:id="23"/>
-    <w:bookmarkStart w:id="29" w:name="X132f9f78b6ec4f609b80d20088e594f50240cf6"/>
+    <w:bookmarkEnd w:id="26"/>
+    <w:bookmarkStart w:id="32" w:name="X132f9f78b6ec4f609b80d20088e594f50240cf6"/>
     <w:p>
       <w:pPr>
         <w:pStyle w:val="Heading2"/>
@@ -2962,7 +3905,7 @@
         <w:t xml:space="preserve">7. Uninstall</w:t>
       </w:r>
     </w:p>
-    <w:bookmarkStart w:id="24" w:name="Xfc339c0dfe7f80be0b1a594cc98cf8119ecb324"/>
+    <w:bookmarkStart w:id="27" w:name="Xfc339c0dfe7f80be0b1a594cc98cf8119ecb324"/>
     <w:p>
       <w:pPr>
         <w:pStyle w:val="Heading3"/>
@@ -3038,570 +3981,6 @@
       </w:r>
       <w:r>
         <w:t xml:space="preserve">performs ALL of:</w:t>
-      </w:r>
-    </w:p>
-    <w:p>
-      <w:pPr>
-        <w:pStyle w:val="Compact"/>
-        <w:numPr>
-          <w:ilvl w:val="0"/>
-          <w:numId w:val="1005"/>
-        </w:numPr>
-      </w:pPr>
-      <w:r>
-        <w:t xml:space="preserve">Strip the</w:t>
-      </w:r>
-      <w:r>
-        <w:t xml:space="preserve"> </w:t>
-      </w:r>
-      <w:r>
-        <w:rPr>
-          <w:rStyle w:val="VerbatimChar"/>
-        </w:rPr>
-        <w:t xml:space="preserve">─── vasic-digital optimized tmux ───</w:t>
-      </w:r>
-      <w:r>
-        <w:t xml:space="preserve"> </w:t>
-      </w:r>
-      <w:r>
-        <w:t xml:space="preserve">fenced block from</w:t>
-      </w:r>
-      <w:r>
-        <w:t xml:space="preserve"> </w:t>
-      </w:r>
-      <w:r>
-        <w:rPr>
-          <w:rStyle w:val="VerbatimChar"/>
-        </w:rPr>
-        <w:t xml:space="preserve">~/.bashrc</w:t>
-      </w:r>
-      <w:r>
-        <w:t xml:space="preserve"> </w:t>
-      </w:r>
-      <w:r>
-        <w:t xml:space="preserve">and</w:t>
-      </w:r>
-      <w:r>
-        <w:t xml:space="preserve"> </w:t>
-      </w:r>
-      <w:r>
-        <w:rPr>
-          <w:rStyle w:val="VerbatimChar"/>
-        </w:rPr>
-        <w:t xml:space="preserve">~/.zshrc</w:t>
-      </w:r>
-      <w:r>
-        <w:t xml:space="preserve">.</w:t>
-      </w:r>
-    </w:p>
-    <w:p>
-      <w:pPr>
-        <w:pStyle w:val="Compact"/>
-        <w:numPr>
-          <w:ilvl w:val="0"/>
-          <w:numId w:val="1005"/>
-        </w:numPr>
-      </w:pPr>
-      <w:r>
-        <w:t xml:space="preserve">Strip any LEGACY pre-v1.0.9 unfenced</w:t>
-      </w:r>
-      <w:r>
-        <w:t xml:space="preserve"> </w:t>
-      </w:r>
-      <w:r>
-        <w:rPr>
-          <w:rStyle w:val="VerbatimChar"/>
-        </w:rPr>
-        <w:t xml:space="preserve">if command -v tmx ...; fi</w:t>
-      </w:r>
-      <w:r>
-        <w:t xml:space="preserve"> </w:t>
-      </w:r>
-      <w:r>
-        <w:t xml:space="preserve">snippet (operators who hand-pasted the original snippet).</w:t>
-      </w:r>
-    </w:p>
-    <w:p>
-      <w:pPr>
-        <w:pStyle w:val="Compact"/>
-        <w:numPr>
-          <w:ilvl w:val="0"/>
-          <w:numId w:val="1005"/>
-        </w:numPr>
-      </w:pPr>
-      <w:r>
-        <w:t xml:space="preserve">Remove</w:t>
-      </w:r>
-      <w:r>
-        <w:t xml:space="preserve"> </w:t>
-      </w:r>
-      <w:r>
-        <w:rPr>
-          <w:rStyle w:val="VerbatimChar"/>
-        </w:rPr>
-        <w:t xml:space="preserve">~/.tmux.conf</w:t>
-      </w:r>
-      <w:r>
-        <w:t xml:space="preserve"> </w:t>
-      </w:r>
-      <w:r>
-        <w:t xml:space="preserve">(only if generated by setup.sh).</w:t>
-      </w:r>
-    </w:p>
-    <w:p>
-      <w:pPr>
-        <w:pStyle w:val="Compact"/>
-        <w:numPr>
-          <w:ilvl w:val="0"/>
-          <w:numId w:val="1005"/>
-        </w:numPr>
-      </w:pPr>
-      <w:r>
-        <w:t xml:space="preserve">Remove</w:t>
-      </w:r>
-      <w:r>
-        <w:t xml:space="preserve"> </w:t>
-      </w:r>
-      <w:r>
-        <w:rPr>
-          <w:rStyle w:val="VerbatimChar"/>
-        </w:rPr>
-        <w:t xml:space="preserve">scripts/tmx</w:t>
-      </w:r>
-      <w:r>
-        <w:t xml:space="preserve"> </w:t>
-      </w:r>
-      <w:r>
-        <w:t xml:space="preserve">(generated wrapper).</w:t>
-      </w:r>
-    </w:p>
-    <w:p>
-      <w:pPr>
-        <w:pStyle w:val="Compact"/>
-        <w:numPr>
-          <w:ilvl w:val="0"/>
-          <w:numId w:val="1005"/>
-        </w:numPr>
-      </w:pPr>
-      <w:r>
-        <w:t xml:space="preserve">Remove</w:t>
-      </w:r>
-      <w:r>
-        <w:t xml:space="preserve"> </w:t>
-      </w:r>
-      <w:r>
-        <w:rPr>
-          <w:rStyle w:val="VerbatimChar"/>
-        </w:rPr>
-        <w:t xml:space="preserve">scripts/tmx-shell-init.sh</w:t>
-      </w:r>
-      <w:r>
-        <w:t xml:space="preserve"> </w:t>
-      </w:r>
-      <w:r>
-        <w:t xml:space="preserve">(generated v1.0.9+ shell init).</w:t>
-      </w:r>
-    </w:p>
-    <w:p>
-      <w:pPr>
-        <w:pStyle w:val="Compact"/>
-        <w:numPr>
-          <w:ilvl w:val="0"/>
-          <w:numId w:val="1005"/>
-        </w:numPr>
-      </w:pPr>
-      <w:r>
-        <w:t xml:space="preserve">Remove</w:t>
-      </w:r>
-      <w:r>
-        <w:t xml:space="preserve"> </w:t>
-      </w:r>
-      <w:r>
-        <w:rPr>
-          <w:rStyle w:val="VerbatimChar"/>
-        </w:rPr>
-        <w:t xml:space="preserve">scripts/tmx-state-bin</w:t>
-      </w:r>
-      <w:r>
-        <w:t xml:space="preserve"> </w:t>
-      </w:r>
-      <w:r>
-        <w:t xml:space="preserve">(v1.0.9+ Go binary).</w:t>
-      </w:r>
-    </w:p>
-    <w:bookmarkEnd w:id="24"/>
-    <w:bookmarkStart w:id="25" w:name="X60ac9e71dddef63356fedca177140a57e5c4b67"/>
-    <w:p>
-      <w:pPr>
-        <w:pStyle w:val="Heading3"/>
-      </w:pPr>
-      <w:r>
-        <w:t xml:space="preserve">7.2 Also purge per-session state (optional)</w:t>
-      </w:r>
-    </w:p>
-    <w:p>
-      <w:pPr>
-        <w:pStyle w:val="FirstParagraph"/>
-      </w:pPr>
-      <w:r>
-        <w:t xml:space="preserve">By default the uninstall preserves</w:t>
-      </w:r>
-      <w:r>
-        <w:t xml:space="preserve"> </w:t>
-      </w:r>
-      <w:r>
-        <w:rPr>
-          <w:rStyle w:val="VerbatimChar"/>
-        </w:rPr>
-        <w:t xml:space="preserve">~/.tmx/</w:t>
-      </w:r>
-      <w:r>
-        <w:t xml:space="preserve"> </w:t>
-      </w:r>
-      <w:r>
-        <w:t xml:space="preserve">(per-session last-pwd</w:t>
-      </w:r>
-      <w:r>
-        <w:t xml:space="preserve"> </w:t>
-      </w:r>
-      <w:r>
-        <w:t xml:space="preserve">records) per §9 zero-risk-data-safety. To purge:</w:t>
-      </w:r>
-    </w:p>
-    <w:p>
-      <w:pPr>
-        <w:pStyle w:val="SourceCode"/>
-      </w:pPr>
-      <w:r>
-        <w:rPr>
-          <w:rStyle w:val="FunctionTok"/>
-        </w:rPr>
-        <w:t xml:space="preserve">bash</w:t>
-      </w:r>
-      <w:r>
-        <w:rPr>
-          <w:rStyle w:val="NormalTok"/>
-        </w:rPr>
-        <w:t xml:space="preserve"> scripts/uninstall.sh </w:t>
-      </w:r>
-      <w:r>
-        <w:rPr>
-          <w:rStyle w:val="AttributeTok"/>
-        </w:rPr>
-        <w:t xml:space="preserve">--purge-state</w:t>
-      </w:r>
-    </w:p>
-    <w:bookmarkEnd w:id="25"/>
-    <w:bookmarkStart w:id="26" w:name="X22a910e8f9e2230c577c9b8084c72678cb1731b"/>
-    <w:p>
-      <w:pPr>
-        <w:pStyle w:val="Heading3"/>
-      </w:pPr>
-      <w:r>
-        <w:t xml:space="preserve">7.3 Equivalent invocation</w:t>
-      </w:r>
-    </w:p>
-    <w:p>
-      <w:pPr>
-        <w:pStyle w:val="SourceCode"/>
-      </w:pPr>
-      <w:r>
-        <w:rPr>
-          <w:rStyle w:val="FunctionTok"/>
-        </w:rPr>
-        <w:t xml:space="preserve">bash</w:t>
-      </w:r>
-      <w:r>
-        <w:rPr>
-          <w:rStyle w:val="NormalTok"/>
-        </w:rPr>
-        <w:t xml:space="preserve"> scripts/setup.sh </w:t>
-      </w:r>
-      <w:r>
-        <w:rPr>
-          <w:rStyle w:val="AttributeTok"/>
-        </w:rPr>
-        <w:t xml:space="preserve">--uninstall</w:t>
-      </w:r>
-      <w:r>
-        <w:rPr>
-          <w:rStyle w:val="NormalTok"/>
-        </w:rPr>
-        <w:t xml:space="preserve">          </w:t>
-      </w:r>
-      <w:r>
-        <w:rPr>
-          <w:rStyle w:val="CommentTok"/>
-        </w:rPr>
-        <w:t xml:space="preserve"># same as scripts/uninstall.sh</w:t>
-      </w:r>
-      <w:r>
-        <w:br/>
-      </w:r>
-      <w:r>
-        <w:rPr>
-          <w:rStyle w:val="VariableTok"/>
-        </w:rPr>
-        <w:t xml:space="preserve">PURGE_STATE</w:t>
-      </w:r>
-      <w:r>
-        <w:rPr>
-          <w:rStyle w:val="OperatorTok"/>
-        </w:rPr>
-        <w:t xml:space="preserve">=</w:t>
-      </w:r>
-      <w:r>
-        <w:rPr>
-          <w:rStyle w:val="NormalTok"/>
-        </w:rPr>
-        <w:t xml:space="preserve">1 </w:t>
-      </w:r>
-      <w:r>
-        <w:rPr>
-          <w:rStyle w:val="FunctionTok"/>
-        </w:rPr>
-        <w:t xml:space="preserve">bash</w:t>
-      </w:r>
-      <w:r>
-        <w:rPr>
-          <w:rStyle w:val="NormalTok"/>
-        </w:rPr>
-        <w:t xml:space="preserve"> scripts/setup.sh </w:t>
-      </w:r>
-      <w:r>
-        <w:rPr>
-          <w:rStyle w:val="AttributeTok"/>
-        </w:rPr>
-        <w:t xml:space="preserve">--uninstall</w:t>
-      </w:r>
-      <w:r>
-        <w:rPr>
-          <w:rStyle w:val="NormalTok"/>
-        </w:rPr>
-        <w:t xml:space="preserve">   </w:t>
-      </w:r>
-      <w:r>
-        <w:rPr>
-          <w:rStyle w:val="CommentTok"/>
-        </w:rPr>
-        <w:t xml:space="preserve"># same as --purge-state</w:t>
-      </w:r>
-    </w:p>
-    <w:bookmarkEnd w:id="26"/>
-    <w:bookmarkStart w:id="27" w:name="Xea8a3e8761b264999286807433edf2a340a72fe"/>
-    <w:p>
-      <w:pPr>
-        <w:pStyle w:val="Heading3"/>
-      </w:pPr>
-      <w:r>
-        <w:t xml:space="preserve">7.4 Clean-slate before reinstall</w:t>
-      </w:r>
-    </w:p>
-    <w:p>
-      <w:pPr>
-        <w:pStyle w:val="FirstParagraph"/>
-      </w:pPr>
-      <w:r>
-        <w:rPr>
-          <w:rStyle w:val="VerbatimChar"/>
-        </w:rPr>
-        <w:t xml:space="preserve">setup.sh</w:t>
-      </w:r>
-      <w:r>
-        <w:t xml:space="preserve"> </w:t>
-      </w:r>
-      <w:r>
-        <w:t xml:space="preserve">automatically runs the uninstall logic at step 0 (silent)</w:t>
-      </w:r>
-      <w:r>
-        <w:t xml:space="preserve"> </w:t>
-      </w:r>
-      <w:r>
-        <w:t xml:space="preserve">before re-installing — so an operator running</w:t>
-      </w:r>
-      <w:r>
-        <w:t xml:space="preserve"> </w:t>
-      </w:r>
-      <w:r>
-        <w:rPr>
-          <w:rStyle w:val="VerbatimChar"/>
-        </w:rPr>
-        <w:t xml:space="preserve">bash scripts/setup.sh</w:t>
-      </w:r>
-      <w:r>
-        <w:t xml:space="preserve"> </w:t>
-      </w:r>
-      <w:r>
-        <w:t xml:space="preserve">on a host that already had v1.0.9 installed gets a clean state without</w:t>
-      </w:r>
-      <w:r>
-        <w:t xml:space="preserve"> </w:t>
-      </w:r>
-      <w:r>
-        <w:t xml:space="preserve">needing to manually uninstall first. v1.0.11+ behaviour.</w:t>
-      </w:r>
-    </w:p>
-    <w:bookmarkEnd w:id="27"/>
-    <w:bookmarkStart w:id="28" w:name="Xaa01fc6ff52555b966eadb64e30b97ffda9c7be"/>
-    <w:p>
-      <w:pPr>
-        <w:pStyle w:val="Heading3"/>
-      </w:pPr>
-      <w:r>
-        <w:t xml:space="preserve">7.5 Hand-removal (last resort)</w:t>
-      </w:r>
-    </w:p>
-    <w:p>
-      <w:pPr>
-        <w:pStyle w:val="FirstParagraph"/>
-      </w:pPr>
-      <w:r>
-        <w:t xml:space="preserve">If you do not have access to</w:t>
-      </w:r>
-      <w:r>
-        <w:t xml:space="preserve"> </w:t>
-      </w:r>
-      <w:r>
-        <w:rPr>
-          <w:rStyle w:val="VerbatimChar"/>
-        </w:rPr>
-        <w:t xml:space="preserve">setup.sh</w:t>
-      </w:r>
-      <w:r>
-        <w:t xml:space="preserve"> </w:t>
-      </w:r>
-      <w:r>
-        <w:t xml:space="preserve">or</w:t>
-      </w:r>
-      <w:r>
-        <w:t xml:space="preserve"> </w:t>
-      </w:r>
-      <w:r>
-        <w:rPr>
-          <w:rStyle w:val="VerbatimChar"/>
-        </w:rPr>
-        <w:t xml:space="preserve">uninstall.sh</w:t>
-      </w:r>
-      <w:r>
-        <w:t xml:space="preserve"> </w:t>
-      </w:r>
-      <w:r>
-        <w:t xml:space="preserve">and need to</w:t>
-      </w:r>
-      <w:r>
-        <w:t xml:space="preserve"> </w:t>
-      </w:r>
-      <w:r>
-        <w:t xml:space="preserve">remove the snippet manually:</w:t>
-      </w:r>
-    </w:p>
-    <w:p>
-      <w:pPr>
-        <w:pStyle w:val="BodyText"/>
-      </w:pPr>
-      <w:r>
-        <w:t xml:space="preserve">Open</w:t>
-      </w:r>
-      <w:r>
-        <w:t xml:space="preserve"> </w:t>
-      </w:r>
-      <w:r>
-        <w:rPr>
-          <w:rStyle w:val="VerbatimChar"/>
-        </w:rPr>
-        <w:t xml:space="preserve">~/.bashrc</w:t>
-      </w:r>
-      <w:r>
-        <w:t xml:space="preserve"> </w:t>
-      </w:r>
-      <w:r>
-        <w:t xml:space="preserve">and</w:t>
-      </w:r>
-      <w:r>
-        <w:t xml:space="preserve"> </w:t>
-      </w:r>
-      <w:r>
-        <w:rPr>
-          <w:rStyle w:val="VerbatimChar"/>
-        </w:rPr>
-        <w:t xml:space="preserve">~/.zshrc</w:t>
-      </w:r>
-      <w:r>
-        <w:t xml:space="preserve">; delete the block between</w:t>
-      </w:r>
-      <w:r>
-        <w:t xml:space="preserve"> </w:t>
-      </w:r>
-      <w:r>
-        <w:rPr>
-          <w:rStyle w:val="VerbatimChar"/>
-        </w:rPr>
-        <w:t xml:space="preserve"># ─── vasic-digital optimized tmux ───</w:t>
-      </w:r>
-      <w:r>
-        <w:t xml:space="preserve"> </w:t>
-      </w:r>
-      <w:r>
-        <w:t xml:space="preserve">and</w:t>
-      </w:r>
-      <w:r>
-        <w:t xml:space="preserve"> </w:t>
-      </w:r>
-      <w:r>
-        <w:rPr>
-          <w:rStyle w:val="VerbatimChar"/>
-        </w:rPr>
-        <w:t xml:space="preserve"># ─── end vasic-digital optimized tmux ───</w:t>
-      </w:r>
-      <w:r>
-        <w:t xml:space="preserve">. Then</w:t>
-      </w:r>
-      <w:r>
-        <w:t xml:space="preserve"> </w:t>
-      </w:r>
-      <w:r>
-        <w:rPr>
-          <w:rStyle w:val="VerbatimChar"/>
-        </w:rPr>
-        <w:t xml:space="preserve">rm scripts/tmx scripts/tmx-shell-init.sh scripts/tmx-state-bin ~/.tmux.conf</w:t>
-      </w:r>
-      <w:r>
-        <w:t xml:space="preserve"> </w:t>
-      </w:r>
-      <w:r>
-        <w:t xml:space="preserve">(only</w:t>
-      </w:r>
-      <w:r>
-        <w:t xml:space="preserve"> </w:t>
-      </w:r>
-      <w:r>
-        <w:t xml:space="preserve">the last one if you didn't keep your own; check for</w:t>
-      </w:r>
-      <w:r>
-        <w:t xml:space="preserve"> </w:t>
-      </w:r>
-      <w:r>
-        <w:rPr>
-          <w:rStyle w:val="VerbatimChar"/>
-        </w:rPr>
-        <w:t xml:space="preserve">vasic-digital optimized tmux configuration</w:t>
-      </w:r>
-      <w:r>
-        <w:t xml:space="preserve"> </w:t>
-      </w:r>
-      <w:r>
-        <w:t xml:space="preserve">marker in the file first).</w:t>
-      </w:r>
-    </w:p>
-    <w:bookmarkEnd w:id="28"/>
-    <w:bookmarkEnd w:id="29"/>
-    <w:bookmarkStart w:id="33" w:name="X9a0cd872aeea42ccc5de6d222bb92ecb3d8d37e"/>
-    <w:p>
-      <w:pPr>
-        <w:pStyle w:val="Heading2"/>
-      </w:pPr>
-      <w:r>
-        <w:t xml:space="preserve">8. Cross-references</w:t>
       </w:r>
     </w:p>
     <w:p>
@@ -3610,6 +3989,570 @@
         <w:numPr>
           <w:ilvl w:val="0"/>
           <w:numId w:val="1006"/>
+        </w:numPr>
+      </w:pPr>
+      <w:r>
+        <w:t xml:space="preserve">Strip the</w:t>
+      </w:r>
+      <w:r>
+        <w:t xml:space="preserve"> </w:t>
+      </w:r>
+      <w:r>
+        <w:rPr>
+          <w:rStyle w:val="VerbatimChar"/>
+        </w:rPr>
+        <w:t xml:space="preserve">─── vasic-digital optimized tmux ───</w:t>
+      </w:r>
+      <w:r>
+        <w:t xml:space="preserve"> </w:t>
+      </w:r>
+      <w:r>
+        <w:t xml:space="preserve">fenced block from</w:t>
+      </w:r>
+      <w:r>
+        <w:t xml:space="preserve"> </w:t>
+      </w:r>
+      <w:r>
+        <w:rPr>
+          <w:rStyle w:val="VerbatimChar"/>
+        </w:rPr>
+        <w:t xml:space="preserve">~/.bashrc</w:t>
+      </w:r>
+      <w:r>
+        <w:t xml:space="preserve"> </w:t>
+      </w:r>
+      <w:r>
+        <w:t xml:space="preserve">and</w:t>
+      </w:r>
+      <w:r>
+        <w:t xml:space="preserve"> </w:t>
+      </w:r>
+      <w:r>
+        <w:rPr>
+          <w:rStyle w:val="VerbatimChar"/>
+        </w:rPr>
+        <w:t xml:space="preserve">~/.zshrc</w:t>
+      </w:r>
+      <w:r>
+        <w:t xml:space="preserve">.</w:t>
+      </w:r>
+    </w:p>
+    <w:p>
+      <w:pPr>
+        <w:pStyle w:val="Compact"/>
+        <w:numPr>
+          <w:ilvl w:val="0"/>
+          <w:numId w:val="1006"/>
+        </w:numPr>
+      </w:pPr>
+      <w:r>
+        <w:t xml:space="preserve">Strip any LEGACY pre-v1.0.9 unfenced</w:t>
+      </w:r>
+      <w:r>
+        <w:t xml:space="preserve"> </w:t>
+      </w:r>
+      <w:r>
+        <w:rPr>
+          <w:rStyle w:val="VerbatimChar"/>
+        </w:rPr>
+        <w:t xml:space="preserve">if command -v tmx ...; fi</w:t>
+      </w:r>
+      <w:r>
+        <w:t xml:space="preserve"> </w:t>
+      </w:r>
+      <w:r>
+        <w:t xml:space="preserve">snippet (operators who hand-pasted the original snippet).</w:t>
+      </w:r>
+    </w:p>
+    <w:p>
+      <w:pPr>
+        <w:pStyle w:val="Compact"/>
+        <w:numPr>
+          <w:ilvl w:val="0"/>
+          <w:numId w:val="1006"/>
+        </w:numPr>
+      </w:pPr>
+      <w:r>
+        <w:t xml:space="preserve">Remove</w:t>
+      </w:r>
+      <w:r>
+        <w:t xml:space="preserve"> </w:t>
+      </w:r>
+      <w:r>
+        <w:rPr>
+          <w:rStyle w:val="VerbatimChar"/>
+        </w:rPr>
+        <w:t xml:space="preserve">~/.tmux.conf</w:t>
+      </w:r>
+      <w:r>
+        <w:t xml:space="preserve"> </w:t>
+      </w:r>
+      <w:r>
+        <w:t xml:space="preserve">(only if generated by setup.sh).</w:t>
+      </w:r>
+    </w:p>
+    <w:p>
+      <w:pPr>
+        <w:pStyle w:val="Compact"/>
+        <w:numPr>
+          <w:ilvl w:val="0"/>
+          <w:numId w:val="1006"/>
+        </w:numPr>
+      </w:pPr>
+      <w:r>
+        <w:t xml:space="preserve">Remove</w:t>
+      </w:r>
+      <w:r>
+        <w:t xml:space="preserve"> </w:t>
+      </w:r>
+      <w:r>
+        <w:rPr>
+          <w:rStyle w:val="VerbatimChar"/>
+        </w:rPr>
+        <w:t xml:space="preserve">scripts/tmx</w:t>
+      </w:r>
+      <w:r>
+        <w:t xml:space="preserve"> </w:t>
+      </w:r>
+      <w:r>
+        <w:t xml:space="preserve">(generated wrapper).</w:t>
+      </w:r>
+    </w:p>
+    <w:p>
+      <w:pPr>
+        <w:pStyle w:val="Compact"/>
+        <w:numPr>
+          <w:ilvl w:val="0"/>
+          <w:numId w:val="1006"/>
+        </w:numPr>
+      </w:pPr>
+      <w:r>
+        <w:t xml:space="preserve">Remove</w:t>
+      </w:r>
+      <w:r>
+        <w:t xml:space="preserve"> </w:t>
+      </w:r>
+      <w:r>
+        <w:rPr>
+          <w:rStyle w:val="VerbatimChar"/>
+        </w:rPr>
+        <w:t xml:space="preserve">scripts/tmx-shell-init.sh</w:t>
+      </w:r>
+      <w:r>
+        <w:t xml:space="preserve"> </w:t>
+      </w:r>
+      <w:r>
+        <w:t xml:space="preserve">(generated v1.0.9+ shell init).</w:t>
+      </w:r>
+    </w:p>
+    <w:p>
+      <w:pPr>
+        <w:pStyle w:val="Compact"/>
+        <w:numPr>
+          <w:ilvl w:val="0"/>
+          <w:numId w:val="1006"/>
+        </w:numPr>
+      </w:pPr>
+      <w:r>
+        <w:t xml:space="preserve">Remove</w:t>
+      </w:r>
+      <w:r>
+        <w:t xml:space="preserve"> </w:t>
+      </w:r>
+      <w:r>
+        <w:rPr>
+          <w:rStyle w:val="VerbatimChar"/>
+        </w:rPr>
+        <w:t xml:space="preserve">scripts/tmx-state-bin</w:t>
+      </w:r>
+      <w:r>
+        <w:t xml:space="preserve"> </w:t>
+      </w:r>
+      <w:r>
+        <w:t xml:space="preserve">(v1.0.9+ Go binary).</w:t>
+      </w:r>
+    </w:p>
+    <w:bookmarkEnd w:id="27"/>
+    <w:bookmarkStart w:id="28" w:name="X60ac9e71dddef63356fedca177140a57e5c4b67"/>
+    <w:p>
+      <w:pPr>
+        <w:pStyle w:val="Heading3"/>
+      </w:pPr>
+      <w:r>
+        <w:t xml:space="preserve">7.2 Also purge per-session state (optional)</w:t>
+      </w:r>
+    </w:p>
+    <w:p>
+      <w:pPr>
+        <w:pStyle w:val="FirstParagraph"/>
+      </w:pPr>
+      <w:r>
+        <w:t xml:space="preserve">By default the uninstall preserves</w:t>
+      </w:r>
+      <w:r>
+        <w:t xml:space="preserve"> </w:t>
+      </w:r>
+      <w:r>
+        <w:rPr>
+          <w:rStyle w:val="VerbatimChar"/>
+        </w:rPr>
+        <w:t xml:space="preserve">~/.tmx/</w:t>
+      </w:r>
+      <w:r>
+        <w:t xml:space="preserve"> </w:t>
+      </w:r>
+      <w:r>
+        <w:t xml:space="preserve">(per-session last-pwd</w:t>
+      </w:r>
+      <w:r>
+        <w:t xml:space="preserve"> </w:t>
+      </w:r>
+      <w:r>
+        <w:t xml:space="preserve">records) per §9 zero-risk-data-safety. To purge:</w:t>
+      </w:r>
+    </w:p>
+    <w:p>
+      <w:pPr>
+        <w:pStyle w:val="SourceCode"/>
+      </w:pPr>
+      <w:r>
+        <w:rPr>
+          <w:rStyle w:val="FunctionTok"/>
+        </w:rPr>
+        <w:t xml:space="preserve">bash</w:t>
+      </w:r>
+      <w:r>
+        <w:rPr>
+          <w:rStyle w:val="NormalTok"/>
+        </w:rPr>
+        <w:t xml:space="preserve"> scripts/uninstall.sh </w:t>
+      </w:r>
+      <w:r>
+        <w:rPr>
+          <w:rStyle w:val="AttributeTok"/>
+        </w:rPr>
+        <w:t xml:space="preserve">--purge-state</w:t>
+      </w:r>
+    </w:p>
+    <w:bookmarkEnd w:id="28"/>
+    <w:bookmarkStart w:id="29" w:name="X22a910e8f9e2230c577c9b8084c72678cb1731b"/>
+    <w:p>
+      <w:pPr>
+        <w:pStyle w:val="Heading3"/>
+      </w:pPr>
+      <w:r>
+        <w:t xml:space="preserve">7.3 Equivalent invocation</w:t>
+      </w:r>
+    </w:p>
+    <w:p>
+      <w:pPr>
+        <w:pStyle w:val="SourceCode"/>
+      </w:pPr>
+      <w:r>
+        <w:rPr>
+          <w:rStyle w:val="FunctionTok"/>
+        </w:rPr>
+        <w:t xml:space="preserve">bash</w:t>
+      </w:r>
+      <w:r>
+        <w:rPr>
+          <w:rStyle w:val="NormalTok"/>
+        </w:rPr>
+        <w:t xml:space="preserve"> scripts/setup.sh </w:t>
+      </w:r>
+      <w:r>
+        <w:rPr>
+          <w:rStyle w:val="AttributeTok"/>
+        </w:rPr>
+        <w:t xml:space="preserve">--uninstall</w:t>
+      </w:r>
+      <w:r>
+        <w:rPr>
+          <w:rStyle w:val="NormalTok"/>
+        </w:rPr>
+        <w:t xml:space="preserve">          </w:t>
+      </w:r>
+      <w:r>
+        <w:rPr>
+          <w:rStyle w:val="CommentTok"/>
+        </w:rPr>
+        <w:t xml:space="preserve"># same as scripts/uninstall.sh</w:t>
+      </w:r>
+      <w:r>
+        <w:br/>
+      </w:r>
+      <w:r>
+        <w:rPr>
+          <w:rStyle w:val="VariableTok"/>
+        </w:rPr>
+        <w:t xml:space="preserve">PURGE_STATE</w:t>
+      </w:r>
+      <w:r>
+        <w:rPr>
+          <w:rStyle w:val="OperatorTok"/>
+        </w:rPr>
+        <w:t xml:space="preserve">=</w:t>
+      </w:r>
+      <w:r>
+        <w:rPr>
+          <w:rStyle w:val="NormalTok"/>
+        </w:rPr>
+        <w:t xml:space="preserve">1 </w:t>
+      </w:r>
+      <w:r>
+        <w:rPr>
+          <w:rStyle w:val="FunctionTok"/>
+        </w:rPr>
+        <w:t xml:space="preserve">bash</w:t>
+      </w:r>
+      <w:r>
+        <w:rPr>
+          <w:rStyle w:val="NormalTok"/>
+        </w:rPr>
+        <w:t xml:space="preserve"> scripts/setup.sh </w:t>
+      </w:r>
+      <w:r>
+        <w:rPr>
+          <w:rStyle w:val="AttributeTok"/>
+        </w:rPr>
+        <w:t xml:space="preserve">--uninstall</w:t>
+      </w:r>
+      <w:r>
+        <w:rPr>
+          <w:rStyle w:val="NormalTok"/>
+        </w:rPr>
+        <w:t xml:space="preserve">   </w:t>
+      </w:r>
+      <w:r>
+        <w:rPr>
+          <w:rStyle w:val="CommentTok"/>
+        </w:rPr>
+        <w:t xml:space="preserve"># same as --purge-state</w:t>
+      </w:r>
+    </w:p>
+    <w:bookmarkEnd w:id="29"/>
+    <w:bookmarkStart w:id="30" w:name="Xea8a3e8761b264999286807433edf2a340a72fe"/>
+    <w:p>
+      <w:pPr>
+        <w:pStyle w:val="Heading3"/>
+      </w:pPr>
+      <w:r>
+        <w:t xml:space="preserve">7.4 Clean-slate before reinstall</w:t>
+      </w:r>
+    </w:p>
+    <w:p>
+      <w:pPr>
+        <w:pStyle w:val="FirstParagraph"/>
+      </w:pPr>
+      <w:r>
+        <w:rPr>
+          <w:rStyle w:val="VerbatimChar"/>
+        </w:rPr>
+        <w:t xml:space="preserve">setup.sh</w:t>
+      </w:r>
+      <w:r>
+        <w:t xml:space="preserve"> </w:t>
+      </w:r>
+      <w:r>
+        <w:t xml:space="preserve">automatically runs the uninstall logic at step 0 (silent)</w:t>
+      </w:r>
+      <w:r>
+        <w:t xml:space="preserve"> </w:t>
+      </w:r>
+      <w:r>
+        <w:t xml:space="preserve">before re-installing — so an operator running</w:t>
+      </w:r>
+      <w:r>
+        <w:t xml:space="preserve"> </w:t>
+      </w:r>
+      <w:r>
+        <w:rPr>
+          <w:rStyle w:val="VerbatimChar"/>
+        </w:rPr>
+        <w:t xml:space="preserve">bash scripts/setup.sh</w:t>
+      </w:r>
+      <w:r>
+        <w:t xml:space="preserve"> </w:t>
+      </w:r>
+      <w:r>
+        <w:t xml:space="preserve">on a host that already had v1.0.9 installed gets a clean state without</w:t>
+      </w:r>
+      <w:r>
+        <w:t xml:space="preserve"> </w:t>
+      </w:r>
+      <w:r>
+        <w:t xml:space="preserve">needing to manually uninstall first. v1.0.11+ behaviour.</w:t>
+      </w:r>
+    </w:p>
+    <w:bookmarkEnd w:id="30"/>
+    <w:bookmarkStart w:id="31" w:name="Xaa01fc6ff52555b966eadb64e30b97ffda9c7be"/>
+    <w:p>
+      <w:pPr>
+        <w:pStyle w:val="Heading3"/>
+      </w:pPr>
+      <w:r>
+        <w:t xml:space="preserve">7.5 Hand-removal (last resort)</w:t>
+      </w:r>
+    </w:p>
+    <w:p>
+      <w:pPr>
+        <w:pStyle w:val="FirstParagraph"/>
+      </w:pPr>
+      <w:r>
+        <w:t xml:space="preserve">If you do not have access to</w:t>
+      </w:r>
+      <w:r>
+        <w:t xml:space="preserve"> </w:t>
+      </w:r>
+      <w:r>
+        <w:rPr>
+          <w:rStyle w:val="VerbatimChar"/>
+        </w:rPr>
+        <w:t xml:space="preserve">setup.sh</w:t>
+      </w:r>
+      <w:r>
+        <w:t xml:space="preserve"> </w:t>
+      </w:r>
+      <w:r>
+        <w:t xml:space="preserve">or</w:t>
+      </w:r>
+      <w:r>
+        <w:t xml:space="preserve"> </w:t>
+      </w:r>
+      <w:r>
+        <w:rPr>
+          <w:rStyle w:val="VerbatimChar"/>
+        </w:rPr>
+        <w:t xml:space="preserve">uninstall.sh</w:t>
+      </w:r>
+      <w:r>
+        <w:t xml:space="preserve"> </w:t>
+      </w:r>
+      <w:r>
+        <w:t xml:space="preserve">and need to</w:t>
+      </w:r>
+      <w:r>
+        <w:t xml:space="preserve"> </w:t>
+      </w:r>
+      <w:r>
+        <w:t xml:space="preserve">remove the snippet manually:</w:t>
+      </w:r>
+    </w:p>
+    <w:p>
+      <w:pPr>
+        <w:pStyle w:val="BodyText"/>
+      </w:pPr>
+      <w:r>
+        <w:t xml:space="preserve">Open</w:t>
+      </w:r>
+      <w:r>
+        <w:t xml:space="preserve"> </w:t>
+      </w:r>
+      <w:r>
+        <w:rPr>
+          <w:rStyle w:val="VerbatimChar"/>
+        </w:rPr>
+        <w:t xml:space="preserve">~/.bashrc</w:t>
+      </w:r>
+      <w:r>
+        <w:t xml:space="preserve"> </w:t>
+      </w:r>
+      <w:r>
+        <w:t xml:space="preserve">and</w:t>
+      </w:r>
+      <w:r>
+        <w:t xml:space="preserve"> </w:t>
+      </w:r>
+      <w:r>
+        <w:rPr>
+          <w:rStyle w:val="VerbatimChar"/>
+        </w:rPr>
+        <w:t xml:space="preserve">~/.zshrc</w:t>
+      </w:r>
+      <w:r>
+        <w:t xml:space="preserve">; delete the block between</w:t>
+      </w:r>
+      <w:r>
+        <w:t xml:space="preserve"> </w:t>
+      </w:r>
+      <w:r>
+        <w:rPr>
+          <w:rStyle w:val="VerbatimChar"/>
+        </w:rPr>
+        <w:t xml:space="preserve"># ─── vasic-digital optimized tmux ───</w:t>
+      </w:r>
+      <w:r>
+        <w:t xml:space="preserve"> </w:t>
+      </w:r>
+      <w:r>
+        <w:t xml:space="preserve">and</w:t>
+      </w:r>
+      <w:r>
+        <w:t xml:space="preserve"> </w:t>
+      </w:r>
+      <w:r>
+        <w:rPr>
+          <w:rStyle w:val="VerbatimChar"/>
+        </w:rPr>
+        <w:t xml:space="preserve"># ─── end vasic-digital optimized tmux ───</w:t>
+      </w:r>
+      <w:r>
+        <w:t xml:space="preserve">. Then</w:t>
+      </w:r>
+      <w:r>
+        <w:t xml:space="preserve"> </w:t>
+      </w:r>
+      <w:r>
+        <w:rPr>
+          <w:rStyle w:val="VerbatimChar"/>
+        </w:rPr>
+        <w:t xml:space="preserve">rm scripts/tmx scripts/tmx-shell-init.sh scripts/tmx-state-bin ~/.tmux.conf</w:t>
+      </w:r>
+      <w:r>
+        <w:t xml:space="preserve"> </w:t>
+      </w:r>
+      <w:r>
+        <w:t xml:space="preserve">(only</w:t>
+      </w:r>
+      <w:r>
+        <w:t xml:space="preserve"> </w:t>
+      </w:r>
+      <w:r>
+        <w:t xml:space="preserve">the last one if you didn't keep your own; check for</w:t>
+      </w:r>
+      <w:r>
+        <w:t xml:space="preserve"> </w:t>
+      </w:r>
+      <w:r>
+        <w:rPr>
+          <w:rStyle w:val="VerbatimChar"/>
+        </w:rPr>
+        <w:t xml:space="preserve">vasic-digital optimized tmux configuration</w:t>
+      </w:r>
+      <w:r>
+        <w:t xml:space="preserve"> </w:t>
+      </w:r>
+      <w:r>
+        <w:t xml:space="preserve">marker in the file first).</w:t>
+      </w:r>
+    </w:p>
+    <w:bookmarkEnd w:id="31"/>
+    <w:bookmarkEnd w:id="32"/>
+    <w:bookmarkStart w:id="36" w:name="X9a0cd872aeea42ccc5de6d222bb92ecb3d8d37e"/>
+    <w:p>
+      <w:pPr>
+        <w:pStyle w:val="Heading2"/>
+      </w:pPr>
+      <w:r>
+        <w:t xml:space="preserve">8. Cross-references</w:t>
+      </w:r>
+    </w:p>
+    <w:p>
+      <w:pPr>
+        <w:pStyle w:val="Compact"/>
+        <w:numPr>
+          <w:ilvl w:val="0"/>
+          <w:numId w:val="1007"/>
         </w:numPr>
       </w:pPr>
       <w:hyperlink r:id="rId9">
@@ -3632,10 +4575,10 @@
         <w:pStyle w:val="Compact"/>
         <w:numPr>
           <w:ilvl w:val="0"/>
-          <w:numId w:val="1006"/>
+          <w:numId w:val="1007"/>
         </w:numPr>
       </w:pPr>
-      <w:hyperlink r:id="rId30">
+      <w:hyperlink r:id="rId33">
         <w:r>
           <w:rPr>
             <w:rStyle w:val="Hyperlink"/>
@@ -3670,10 +4613,10 @@
         <w:pStyle w:val="Compact"/>
         <w:numPr>
           <w:ilvl w:val="0"/>
-          <w:numId w:val="1006"/>
+          <w:numId w:val="1007"/>
         </w:numPr>
       </w:pPr>
-      <w:hyperlink r:id="rId31">
+      <w:hyperlink r:id="rId34">
         <w:r>
           <w:rPr>
             <w:rStyle w:val="Hyperlink"/>
@@ -3693,10 +4636,10 @@
         <w:pStyle w:val="Compact"/>
         <w:numPr>
           <w:ilvl w:val="0"/>
-          <w:numId w:val="1006"/>
+          <w:numId w:val="1007"/>
         </w:numPr>
       </w:pPr>
-      <w:hyperlink r:id="rId32">
+      <w:hyperlink r:id="rId35">
         <w:r>
           <w:rPr>
             <w:rStyle w:val="Hyperlink"/>
@@ -3716,7 +4659,7 @@
         <w:pStyle w:val="Compact"/>
         <w:numPr>
           <w:ilvl w:val="0"/>
-          <w:numId w:val="1006"/>
+          <w:numId w:val="1007"/>
         </w:numPr>
       </w:pPr>
       <w:r>
@@ -3738,8 +4681,8 @@
         <w:t xml:space="preserve">§4.A + §5</w:t>
       </w:r>
     </w:p>
-    <w:bookmarkEnd w:id="33"/>
-    <w:bookmarkStart w:id="34" w:name="X6bc362ca1adf18325333bfeec01451b00da8a8a"/>
+    <w:bookmarkEnd w:id="36"/>
+    <w:bookmarkStart w:id="37" w:name="X6bc362ca1adf18325333bfeec01451b00da8a8a"/>
     <w:p>
       <w:pPr>
         <w:pStyle w:val="Heading2"/>
@@ -3849,8 +4792,8 @@
         <w:t xml:space="preserve">spawned in skip-paths; named-session created in valid-name paths).</w:t>
       </w:r>
     </w:p>
-    <w:bookmarkEnd w:id="34"/>
-    <w:bookmarkStart w:id="35" w:name="X409432a7f2394e3d82084aad92ca4a430f3046a"/>
+    <w:bookmarkEnd w:id="37"/>
+    <w:bookmarkStart w:id="38" w:name="X409432a7f2394e3d82084aad92ca4a430f3046a"/>
     <w:p>
       <w:pPr>
         <w:pStyle w:val="Heading2"/>
@@ -3888,8 +4831,8 @@
         <w:t xml:space="preserve">GREEN.</w:t>
       </w:r>
     </w:p>
-    <w:bookmarkEnd w:id="35"/>
-    <w:bookmarkEnd w:id="36"/>
+    <w:bookmarkEnd w:id="38"/>
+    <w:bookmarkEnd w:id="39"/>
     <w:sectPr>
       <w:footnotePr>
         <w:numRestart w:val="eachSect"/>
@@ -4204,6 +5147,9 @@
     <w:abstractNumId w:val="991"/>
   </w:num>
   <w:num w:numId="1005">
+    <w:abstractNumId w:val="991"/>
+  </w:num>
+  <w:num w:numId="1006">
     <w:abstractNumId w:val="99411"/>
     <w:lvlOverride w:ilvl="0">
       <w:startOverride w:val="1"/>
@@ -4233,7 +5179,7 @@
       <w:startOverride w:val="1"/>
     </w:lvlOverride>
   </w:num>
-  <w:num w:numId="1006">
+  <w:num w:numId="1007">
     <w:abstractNumId w:val="991"/>
   </w:num>
 </w:numbering>

--- a/docs/guides/tmx-shell-integration.docx
+++ b/docs/guides/tmx-shell-integration.docx
@@ -2,6 +2,14 @@
 <file path=word/document.xml><?xml version="1.0" encoding="utf-8"?>
 <w:document xmlns:w="http://schemas.openxmlformats.org/wordprocessingml/2006/main" xmlns:m="http://schemas.openxmlformats.org/officeDocument/2006/math" xmlns:r="http://schemas.openxmlformats.org/officeDocument/2006/relationships" xmlns:o="urn:schemas-microsoft-com:office:office" xmlns:v="urn:schemas-microsoft-com:vml" xmlns:w10="urn:schemas-microsoft-com:office:word" xmlns:a="http://schemas.openxmlformats.org/drawingml/2006/main" xmlns:pic="http://schemas.openxmlformats.org/drawingml/2006/picture" xmlns:wp="http://schemas.openxmlformats.org/drawingml/2006/wordprocessingDrawing">
   <w:body>
+    <w:p>
+      <w:pPr>
+        <w:pStyle w:val="Title"/>
+      </w:pPr>
+      <w:r>
+        <w:t xml:space="preserve">tmx-shell-integration</w:t>
+      </w:r>
+    </w:p>
     <w:bookmarkStart w:id="39" w:name="tmx-shell-integration--operator-guide"/>
     <w:p>
       <w:pPr>
@@ -285,34 +293,7 @@
         </w:numPr>
       </w:pPr>
       <w:r>
-        <w:t xml:space="preserve">when the operator presses Enter (blank input), offers a numbered</w:t>
-      </w:r>
-      <w:r>
-        <w:t xml:space="preserve"> </w:t>
-      </w:r>
-      <w:r>
-        <w:t xml:space="preserve">picker of the operator's existing sessions plus</w:t>
-      </w:r>
-      <w:r>
-        <w:t xml:space="preserve"> </w:t>
-      </w:r>
-      <w:r>
-        <w:rPr>
-          <w:rStyle w:val="VerbatimChar"/>
-        </w:rPr>
-        <w:t xml:space="preserve">0) None</w:t>
-      </w:r>
-      <w:r>
-        <w:t xml:space="preserve"> </w:t>
-      </w:r>
-      <w:r>
-        <w:t xml:space="preserve">— or, if no</w:t>
-      </w:r>
-      <w:r>
-        <w:t xml:space="preserve"> </w:t>
-      </w:r>
-      <w:r>
-        <w:t xml:space="preserve">sessions exist, defaults to</w:t>
+        <w:t xml:space="preserve">when the operator presses Enter (blank input)</w:t>
       </w:r>
       <w:r>
         <w:t xml:space="preserve"> </w:t>
@@ -322,19 +303,85 @@
           <w:b/>
           <w:bCs/>
         </w:rPr>
+        <w:t xml:space="preserve">or types the literal</w:t>
+      </w:r>
+      <w:r>
+        <w:rPr>
+          <w:b/>
+          <w:bCs/>
+        </w:rPr>
+        <w:t xml:space="preserve"> </w:t>
+      </w:r>
+      <w:r>
+        <w:rPr>
+          <w:b/>
+          <w:bCs/>
+        </w:rPr>
+        <w:t xml:space="preserve">word</w:t>
+      </w:r>
+      <w:r>
+        <w:rPr>
+          <w:b/>
+          <w:bCs/>
+        </w:rPr>
+        <w:t xml:space="preserve"> </w:t>
+      </w:r>
+      <w:r>
+        <w:rPr>
+          <w:rStyle w:val="VerbatimChar"/>
+          <w:b/>
+          <w:bCs/>
+        </w:rPr>
+        <w:t xml:space="preserve">default</w:t>
+      </w:r>
+      <w:r>
+        <w:t xml:space="preserve"> </w:t>
+      </w:r>
+      <w:r>
+        <w:t xml:space="preserve">— the two are treated identically — offers a</w:t>
+      </w:r>
+      <w:r>
+        <w:t xml:space="preserve"> </w:t>
+      </w:r>
+      <w:r>
+        <w:t xml:space="preserve">numbered picker of the operator's existing sessions plus</w:t>
+      </w:r>
+      <w:r>
+        <w:t xml:space="preserve"> </w:t>
+      </w:r>
+      <w:r>
+        <w:rPr>
+          <w:rStyle w:val="VerbatimChar"/>
+        </w:rPr>
+        <w:t xml:space="preserve">0) None</w:t>
+      </w:r>
+      <w:r>
+        <w:t xml:space="preserve"> </w:t>
+      </w:r>
+      <w:r>
+        <w:t xml:space="preserve">— or, if no sessions exist, defaults to</w:t>
+      </w:r>
+      <w:r>
+        <w:t xml:space="preserve"> </w:t>
+      </w:r>
+      <w:r>
+        <w:rPr>
+          <w:b/>
+          <w:bCs/>
+        </w:rPr>
         <w:t xml:space="preserve">SKIP</w:t>
       </w:r>
       <w:r>
         <w:t xml:space="preserve"> </w:t>
       </w:r>
       <w:r>
-        <w:t xml:space="preserve">(bare shell, no tmx), exactly as</w:t>
-      </w:r>
-      <w:r>
-        <w:t xml:space="preserve"> </w:t>
-      </w:r>
-      <w:r>
-        <w:t xml:space="preserve">before;</w:t>
+        <w:t xml:space="preserve">(bare shell, no</w:t>
+      </w:r>
+      <w:r>
+        <w:t xml:space="preserve"> </w:t>
+      </w:r>
+      <w:r>
+        <w:t xml:space="preserve">tmx), exactly as before;</w:t>
       </w:r>
     </w:p>
     <w:p>
@@ -346,7 +393,25 @@
         </w:numPr>
       </w:pPr>
       <w:r>
-        <w:t xml:space="preserve">when the operator types a name, always creates a</w:t>
+        <w:t xml:space="preserve">when the operator types any other, non-blank, non-</w:t>
+      </w:r>
+      <w:r>
+        <w:rPr>
+          <w:rStyle w:val="VerbatimChar"/>
+        </w:rPr>
+        <w:t xml:space="preserve">default</w:t>
+      </w:r>
+      <w:r>
+        <w:t xml:space="preserve"> </w:t>
+      </w:r>
+      <w:r>
+        <w:t xml:space="preserve">name,</w:t>
+      </w:r>
+      <w:r>
+        <w:t xml:space="preserve"> </w:t>
+      </w:r>
+      <w:r>
+        <w:t xml:space="preserve">always creates a</w:t>
       </w:r>
       <w:r>
         <w:t xml:space="preserve"> </w:t>
@@ -377,7 +442,13 @@
         <w:t xml:space="preserve"> </w:t>
       </w:r>
       <w:r>
-        <w:t xml:space="preserve">(random 4-digit suffix;</w:t>
+        <w:t xml:space="preserve">(random 4-digit</w:t>
+      </w:r>
+      <w:r>
+        <w:t xml:space="preserve"> </w:t>
+      </w:r>
+      <w:r>
+        <w:t xml:space="preserve">suffix;</w:t>
       </w:r>
       <w:r>
         <w:t xml:space="preserve"> </w:t>
@@ -392,13 +463,13 @@
         <w:t xml:space="preserve"> </w:t>
       </w:r>
       <w:r>
-        <w:t xml:space="preserve">opts out) rather</w:t>
-      </w:r>
-      <w:r>
-        <w:t xml:space="preserve"> </w:t>
-      </w:r>
-      <w:r>
-        <w:t xml:space="preserve">than attaching to an earlier session of the same base name;</w:t>
+        <w:t xml:space="preserve">opts out) rather than attaching to an</w:t>
+      </w:r>
+      <w:r>
+        <w:t xml:space="preserve"> </w:t>
+      </w:r>
+      <w:r>
+        <w:t xml:space="preserve">earlier session of the same base name;</w:t>
       </w:r>
     </w:p>
     <w:p>
@@ -562,134 +633,173 @@
           <w:b/>
           <w:bCs/>
         </w:rPr>
-        <w:t xml:space="preserve">Typing a name</w:t>
-      </w:r>
-      <w:r>
-        <w:t xml:space="preserve"> </w:t>
-      </w:r>
-      <w:r>
-        <w:t xml:space="preserve">always creates a</w:t>
-      </w:r>
-      <w:r>
-        <w:t xml:space="preserve"> </w:t>
+        <w:t xml:space="preserve">Typing a name — other than the literal word</w:t>
       </w:r>
       <w:r>
         <w:rPr>
           <w:b/>
           <w:bCs/>
         </w:rPr>
-        <w:t xml:space="preserve">brand-new</w:t>
-      </w:r>
-      <w:r>
-        <w:t xml:space="preserve"> </w:t>
-      </w:r>
-      <w:r>
-        <w:t xml:space="preserve">session — the real,</w:t>
-      </w:r>
-      <w:r>
-        <w:t xml:space="preserve"> </w:t>
-      </w:r>
-      <w:r>
-        <w:t xml:space="preserve">underlying tmux session name is</w:t>
-      </w:r>
-      <w:r>
-        <w:t xml:space="preserve"> </w:t>
-      </w:r>
-      <w:r>
-        <w:rPr>
-          <w:rStyle w:val="VerbatimChar"/>
-        </w:rPr>
-        <w:t xml:space="preserve">&lt;typed-name&gt;-NNNN</w:t>
-      </w:r>
-      <w:r>
-        <w:t xml:space="preserve">, where</w:t>
-      </w:r>
-      <w:r>
-        <w:t xml:space="preserve"> </w:t>
-      </w:r>
-      <w:r>
-        <w:rPr>
-          <w:rStyle w:val="VerbatimChar"/>
-        </w:rPr>
-        <w:t xml:space="preserve">NNNN</w:t>
-      </w:r>
-      <w:r>
-        <w:t xml:space="preserve"> </w:t>
-      </w:r>
-      <w:r>
-        <w:t xml:space="preserve">is a</w:t>
-      </w:r>
-      <w:r>
-        <w:t xml:space="preserve"> </w:t>
-      </w:r>
-      <w:r>
-        <w:t xml:space="preserve">random 4-digit suffix generated fresh on every invocation (so re-typing</w:t>
-      </w:r>
-      <w:r>
-        <w:t xml:space="preserve"> </w:t>
-      </w:r>
-      <w:r>
-        <w:t xml:space="preserve">the same base name later never collides with, or silently reattaches to,</w:t>
-      </w:r>
-      <w:r>
-        <w:t xml:space="preserve"> </w:t>
-      </w:r>
-      <w:r>
-        <w:t xml:space="preserve">an earlier session of the same base name). Set</w:t>
-      </w:r>
-      <w:r>
-        <w:t xml:space="preserve"> </w:t>
-      </w:r>
-      <w:r>
-        <w:rPr>
-          <w:rStyle w:val="VerbatimChar"/>
-        </w:rPr>
-        <w:t xml:space="preserve">TMX_EXACT_NAME=1</w:t>
-      </w:r>
-      <w:r>
-        <w:t xml:space="preserve"> </w:t>
-      </w:r>
-      <w:r>
-        <w:t xml:space="preserve">in the</w:t>
-      </w:r>
-      <w:r>
-        <w:t xml:space="preserve"> </w:t>
-      </w:r>
-      <w:r>
-        <w:t xml:space="preserve">environment to suppress the suffix and use the typed name literally</w:t>
-      </w:r>
-      <w:r>
-        <w:t xml:space="preserve"> </w:t>
-      </w:r>
-      <w:r>
-        <w:t xml:space="preserve">(intended for scripts/automation that need a deterministic name, not for</w:t>
-      </w:r>
-      <w:r>
-        <w:t xml:space="preserve"> </w:t>
-      </w:r>
-      <w:r>
-        <w:t xml:space="preserve">interactive use).</w:t>
-      </w:r>
-    </w:p>
-    <w:p>
-      <w:pPr>
-        <w:pStyle w:val="BodyText"/>
-      </w:pPr>
-      <w:r>
-        <w:rPr>
+        <w:t xml:space="preserve"> </w:t>
+      </w:r>
+      <w:r>
+        <w:rPr>
+          <w:rStyle w:val="VerbatimChar"/>
           <w:b/>
           <w:bCs/>
         </w:rPr>
-        <w:t xml:space="preserve">Pressing Enter (blank input)</w:t>
-      </w:r>
-      <w:r>
-        <w:t xml:space="preserve">, if any of the operator's own sessions</w:t>
-      </w:r>
-      <w:r>
-        <w:t xml:space="preserve"> </w:t>
-      </w:r>
-      <w:r>
-        <w:t xml:space="preserve">already exist, shows a numbered menu:</w:t>
+        <w:t xml:space="preserve">default</w:t>
+      </w:r>
+      <w:r>
+        <w:t xml:space="preserve"> </w:t>
+      </w:r>
+      <w:r>
+        <w:t xml:space="preserve">— always</w:t>
+      </w:r>
+      <w:r>
+        <w:t xml:space="preserve"> </w:t>
+      </w:r>
+      <w:r>
+        <w:t xml:space="preserve">creates a</w:t>
+      </w:r>
+      <w:r>
+        <w:t xml:space="preserve"> </w:t>
+      </w:r>
+      <w:r>
+        <w:rPr>
+          <w:b/>
+          <w:bCs/>
+        </w:rPr>
+        <w:t xml:space="preserve">brand-new</w:t>
+      </w:r>
+      <w:r>
+        <w:t xml:space="preserve"> </w:t>
+      </w:r>
+      <w:r>
+        <w:t xml:space="preserve">session — the real, underlying tmux session</w:t>
+      </w:r>
+      <w:r>
+        <w:t xml:space="preserve"> </w:t>
+      </w:r>
+      <w:r>
+        <w:t xml:space="preserve">name is</w:t>
+      </w:r>
+      <w:r>
+        <w:t xml:space="preserve"> </w:t>
+      </w:r>
+      <w:r>
+        <w:rPr>
+          <w:rStyle w:val="VerbatimChar"/>
+        </w:rPr>
+        <w:t xml:space="preserve">&lt;typed-name&gt;-NNNN</w:t>
+      </w:r>
+      <w:r>
+        <w:t xml:space="preserve">, where</w:t>
+      </w:r>
+      <w:r>
+        <w:t xml:space="preserve"> </w:t>
+      </w:r>
+      <w:r>
+        <w:rPr>
+          <w:rStyle w:val="VerbatimChar"/>
+        </w:rPr>
+        <w:t xml:space="preserve">NNNN</w:t>
+      </w:r>
+      <w:r>
+        <w:t xml:space="preserve"> </w:t>
+      </w:r>
+      <w:r>
+        <w:t xml:space="preserve">is a random 4-digit suffix</w:t>
+      </w:r>
+      <w:r>
+        <w:t xml:space="preserve"> </w:t>
+      </w:r>
+      <w:r>
+        <w:t xml:space="preserve">generated fresh on every invocation (so re-typing the same base name</w:t>
+      </w:r>
+      <w:r>
+        <w:t xml:space="preserve"> </w:t>
+      </w:r>
+      <w:r>
+        <w:t xml:space="preserve">later never collides with, or silently reattaches to, an earlier</w:t>
+      </w:r>
+      <w:r>
+        <w:t xml:space="preserve"> </w:t>
+      </w:r>
+      <w:r>
+        <w:t xml:space="preserve">session of the same base name). Set</w:t>
+      </w:r>
+      <w:r>
+        <w:t xml:space="preserve"> </w:t>
+      </w:r>
+      <w:r>
+        <w:rPr>
+          <w:rStyle w:val="VerbatimChar"/>
+        </w:rPr>
+        <w:t xml:space="preserve">TMX_EXACT_NAME=1</w:t>
+      </w:r>
+      <w:r>
+        <w:t xml:space="preserve"> </w:t>
+      </w:r>
+      <w:r>
+        <w:t xml:space="preserve">in the</w:t>
+      </w:r>
+      <w:r>
+        <w:t xml:space="preserve"> </w:t>
+      </w:r>
+      <w:r>
+        <w:t xml:space="preserve">environment to suppress the suffix and use the typed name literally</w:t>
+      </w:r>
+      <w:r>
+        <w:t xml:space="preserve"> </w:t>
+      </w:r>
+      <w:r>
+        <w:t xml:space="preserve">(intended for scripts/automation that need a deterministic name, not for</w:t>
+      </w:r>
+      <w:r>
+        <w:t xml:space="preserve"> </w:t>
+      </w:r>
+      <w:r>
+        <w:t xml:space="preserve">interactive use).</w:t>
+      </w:r>
+    </w:p>
+    <w:p>
+      <w:pPr>
+        <w:pStyle w:val="BodyText"/>
+      </w:pPr>
+      <w:r>
+        <w:rPr>
+          <w:b/>
+          <w:bCs/>
+        </w:rPr>
+        <w:t xml:space="preserve">Pressing Enter (blank input) — or typing the literal word</w:t>
+      </w:r>
+      <w:r>
+        <w:rPr>
+          <w:b/>
+          <w:bCs/>
+        </w:rPr>
+        <w:t xml:space="preserve"> </w:t>
+      </w:r>
+      <w:r>
+        <w:rPr>
+          <w:rStyle w:val="VerbatimChar"/>
+          <w:b/>
+          <w:bCs/>
+        </w:rPr>
+        <w:t xml:space="preserve">default</w:t>
+      </w:r>
+      <w:r>
+        <w:t xml:space="preserve"> </w:t>
+      </w:r>
+      <w:r>
+        <w:t xml:space="preserve">(the wizard treats the two identically), if any of the operator's own</w:t>
+      </w:r>
+      <w:r>
+        <w:t xml:space="preserve"> </w:t>
+      </w:r>
+      <w:r>
+        <w:t xml:space="preserve">sessions already exist, shows a numbered menu:</w:t>
       </w:r>
     </w:p>
     <w:p>
@@ -2273,7 +2383,19 @@
               <w:pStyle w:val="Compact"/>
             </w:pPr>
             <w:r>
-              <w:t xml:space="preserve">Empty input</w:t>
+              <w:t xml:space="preserve">Empty input, or the literal word</w:t>
+            </w:r>
+            <w:r>
+              <w:t xml:space="preserve"> </w:t>
+            </w:r>
+            <w:r>
+              <w:rPr>
+                <w:rStyle w:val="VerbatimChar"/>
+              </w:rPr>
+              <w:t xml:space="preserve">default</w:t>
+            </w:r>
+            <w:r>
+              <w:t xml:space="preserve">,</w:t>
             </w:r>
             <w:r>
               <w:t xml:space="preserve"> </w:t>
@@ -2321,25 +2443,55 @@
           <w:b/>
           <w:bCs/>
         </w:rPr>
-        <w:t xml:space="preserve">Empty input when sessions DO exist</w:t>
-      </w:r>
-      <w:r>
-        <w:t xml:space="preserve"> </w:t>
-      </w:r>
-      <w:r>
-        <w:t xml:space="preserve">is not a</w:t>
-      </w:r>
-      <w:r>
-        <w:t xml:space="preserve"> </w:t>
-      </w:r>
-      <w:r>
-        <w:t xml:space="preserve">silent skip — it shows the existing-session picker (see the redesign</w:t>
-      </w:r>
-      <w:r>
-        <w:t xml:space="preserve"> </w:t>
-      </w:r>
-      <w:r>
-        <w:t xml:space="preserve">section above).</w:t>
+        <w:t xml:space="preserve">Empty input, or the literal word</w:t>
+      </w:r>
+      <w:r>
+        <w:rPr>
+          <w:b/>
+          <w:bCs/>
+        </w:rPr>
+        <w:t xml:space="preserve"> </w:t>
+      </w:r>
+      <w:r>
+        <w:rPr>
+          <w:rStyle w:val="VerbatimChar"/>
+          <w:b/>
+          <w:bCs/>
+        </w:rPr>
+        <w:t xml:space="preserve">default</w:t>
+      </w:r>
+      <w:r>
+        <w:rPr>
+          <w:b/>
+          <w:bCs/>
+        </w:rPr>
+        <w:t xml:space="preserve">,</w:t>
+      </w:r>
+      <w:r>
+        <w:rPr>
+          <w:b/>
+          <w:bCs/>
+        </w:rPr>
+        <w:t xml:space="preserve"> </w:t>
+      </w:r>
+      <w:r>
+        <w:rPr>
+          <w:b/>
+          <w:bCs/>
+        </w:rPr>
+        <w:t xml:space="preserve">when sessions DO exist</w:t>
+      </w:r>
+      <w:r>
+        <w:t xml:space="preserve"> </w:t>
+      </w:r>
+      <w:r>
+        <w:t xml:space="preserve">is not a silent skip — it shows the</w:t>
+      </w:r>
+      <w:r>
+        <w:t xml:space="preserve"> </w:t>
+      </w:r>
+      <w:r>
+        <w:t xml:space="preserve">existing-session picker (see the redesign section above).</w:t>
       </w:r>
     </w:p>
     <w:p>
@@ -2407,13 +2559,37 @@
         <w:t xml:space="preserve"> </w:t>
       </w:r>
       <w:r>
-        <w:t xml:space="preserve">name it generates a fresh 4-digit suffix and always</w:t>
-      </w:r>
-      <w:r>
-        <w:t xml:space="preserve"> </w:t>
-      </w:r>
-      <w:r>
-        <w:t xml:space="preserve">creates a brand-new session (2026-07-05 redesign):</w:t>
+        <w:t xml:space="preserve">name — other than the literal word</w:t>
+      </w:r>
+      <w:r>
+        <w:t xml:space="preserve"> </w:t>
+      </w:r>
+      <w:r>
+        <w:rPr>
+          <w:rStyle w:val="VerbatimChar"/>
+        </w:rPr>
+        <w:t xml:space="preserve">default</w:t>
+      </w:r>
+      <w:r>
+        <w:t xml:space="preserve">,</w:t>
+      </w:r>
+      <w:r>
+        <w:t xml:space="preserve"> </w:t>
+      </w:r>
+      <w:r>
+        <w:t xml:space="preserve">which is routed to the blank-input branch below — it generates a fresh</w:t>
+      </w:r>
+      <w:r>
+        <w:t xml:space="preserve"> </w:t>
+      </w:r>
+      <w:r>
+        <w:t xml:space="preserve">4-digit suffix and always creates a brand-new session (2026-07-05</w:t>
+      </w:r>
+      <w:r>
+        <w:t xml:space="preserve"> </w:t>
+      </w:r>
+      <w:r>
+        <w:t xml:space="preserve">redesign):</w:t>
       </w:r>
     </w:p>
     <w:p>
@@ -2574,13 +2750,31 @@
         <w:t xml:space="preserve"> </w:t>
       </w:r>
       <w:r>
-        <w:t xml:space="preserve">input it lists the operator's existing sessions and, if any</w:t>
-      </w:r>
-      <w:r>
-        <w:t xml:space="preserve"> </w:t>
-      </w:r>
-      <w:r>
-        <w:t xml:space="preserve">exist, offers a numbered picker (attaching the chosen session via</w:t>
+        <w:t xml:space="preserve">input, or the literal word</w:t>
+      </w:r>
+      <w:r>
+        <w:t xml:space="preserve"> </w:t>
+      </w:r>
+      <w:r>
+        <w:rPr>
+          <w:rStyle w:val="VerbatimChar"/>
+        </w:rPr>
+        <w:t xml:space="preserve">default</w:t>
+      </w:r>
+      <w:r>
+        <w:t xml:space="preserve">, it lists the</w:t>
+      </w:r>
+      <w:r>
+        <w:t xml:space="preserve"> </w:t>
+      </w:r>
+      <w:r>
+        <w:t xml:space="preserve">operator's existing sessions and, if any exist, offers a numbered</w:t>
+      </w:r>
+      <w:r>
+        <w:t xml:space="preserve"> </w:t>
+      </w:r>
+      <w:r>
+        <w:t xml:space="preserve">picker (attaching the chosen session via</w:t>
       </w:r>
       <w:r>
         <w:t xml:space="preserve"> </w:t>
@@ -2592,13 +2786,13 @@
         <w:t xml:space="preserve">tmx attach -t &lt;name&gt;</w:t>
       </w:r>
       <w:r>
-        <w:t xml:space="preserve">); with no sessions it falls through to a bare</w:t>
-      </w:r>
-      <w:r>
-        <w:t xml:space="preserve"> </w:t>
-      </w:r>
-      <w:r>
-        <w:t xml:space="preserve">shell.</w:t>
+        <w:t xml:space="preserve">); with</w:t>
+      </w:r>
+      <w:r>
+        <w:t xml:space="preserve"> </w:t>
+      </w:r>
+      <w:r>
+        <w:t xml:space="preserve">no sessions it falls through to a bare shell.</w:t>
       </w:r>
       <w:r>
         <w:t xml:space="preserve"> </w:t>
@@ -2613,7 +2807,13 @@
         <w:t xml:space="preserve"> </w:t>
       </w:r>
       <w:r>
-        <w:t xml:space="preserve">replaces the current shell with the tmux client so that</w:t>
+        <w:t xml:space="preserve">replaces the</w:t>
+      </w:r>
+      <w:r>
+        <w:t xml:space="preserve"> </w:t>
+      </w:r>
+      <w:r>
+        <w:t xml:space="preserve">current shell with the tmux client so that</w:t>
       </w:r>
       <w:r>
         <w:t xml:space="preserve"> </w:t>
